--- a/demos/template-docx-report.docx
+++ b/demos/template-docx-report.docx
@@ -67,7 +67,7 @@
         <w:pStyle w:val="Date"/>
       </w:pPr>
       <w:r>
-        <w:t xml:space="preserve">March 27, 2026</w:t>
+        <w:t xml:space="preserve">April 5, 2026</w:t>
       </w:r>
     </w:p>
     <w:sdt>
@@ -101,7 +101,7 @@
         <w:br w:type="page"/>
       </w:r>
     </w:p>
-    <w:bookmarkStart w:id="24" w:name="executive-summary"/>
+    <w:bookmarkStart w:id="33" w:name="executive-summary"/>
     <w:p>
       <w:pPr>
         <w:pStyle w:val="Heading1"/>
@@ -118,8 +118,8 @@
         <w:t xml:space="preserve">What was provided by AAGI and the main results?</w:t>
       </w:r>
     </w:p>
-    <w:bookmarkEnd w:id="24"/>
-    <w:bookmarkStart w:id="25" w:name="introduction"/>
+    <w:bookmarkEnd w:id="33"/>
+    <w:bookmarkStart w:id="34" w:name="introduction"/>
     <w:p>
       <w:pPr>
         <w:pStyle w:val="Heading1"/>
@@ -150,8 +150,8 @@
         <w:t xml:space="preserve">Background, context and rationale behind the research.</w:t>
       </w:r>
     </w:p>
-    <w:bookmarkEnd w:id="25"/>
-    <w:bookmarkStart w:id="26" w:name="experimentaltrial-design"/>
+    <w:bookmarkEnd w:id="34"/>
+    <w:bookmarkStart w:id="35" w:name="experimentaltrial-design"/>
     <w:p>
       <w:pPr>
         <w:pStyle w:val="Heading1"/>
@@ -193,8 +193,8 @@
         <w:t xml:space="preserve">Specific considerations for small plots, glasshouse, genetics, breeding trials, OFE projects, or bioinformatics.</w:t>
       </w:r>
     </w:p>
-    <w:bookmarkEnd w:id="26"/>
-    <w:bookmarkStart w:id="27" w:name="Xec7913778eda3b0b90db8241198278d2f0bf08b"/>
+    <w:bookmarkEnd w:id="35"/>
+    <w:bookmarkStart w:id="36" w:name="Xec7913778eda3b0b90db8241198278d2f0bf08b"/>
     <w:p>
       <w:pPr>
         <w:pStyle w:val="Heading1"/>
@@ -225,8 +225,8 @@
         <w:t xml:space="preserve">Rationale behind specific methods used.</w:t>
       </w:r>
     </w:p>
-    <w:bookmarkEnd w:id="27"/>
-    <w:bookmarkStart w:id="28" w:name="methods"/>
+    <w:bookmarkEnd w:id="36"/>
+    <w:bookmarkStart w:id="37" w:name="methods"/>
     <w:p>
       <w:pPr>
         <w:pStyle w:val="Heading1"/>
@@ -257,8 +257,8 @@
         <w:t xml:space="preserve">Include versions/commits on developed pipelines, scripts, and input/output details if applicable.</w:t>
       </w:r>
     </w:p>
-    <w:bookmarkEnd w:id="28"/>
-    <w:bookmarkStart w:id="29" w:name="analysis-if-separate-from-methods"/>
+    <w:bookmarkEnd w:id="37"/>
+    <w:bookmarkStart w:id="38" w:name="analysis-if-separate-from-methods"/>
     <w:p>
       <w:pPr>
         <w:pStyle w:val="Heading1"/>
@@ -275,8 +275,8 @@
         <w:t xml:space="preserve">Approach taken for data analysis.</w:t>
       </w:r>
     </w:p>
-    <w:bookmarkEnd w:id="29"/>
-    <w:bookmarkStart w:id="30" w:name="results-and-discussion"/>
+    <w:bookmarkEnd w:id="38"/>
+    <w:bookmarkStart w:id="39" w:name="results-and-discussion"/>
     <w:p>
       <w:pPr>
         <w:pStyle w:val="Heading1"/>
@@ -293,8 +293,8 @@
         <w:t xml:space="preserve">Findings and their implications.</w:t>
       </w:r>
     </w:p>
-    <w:bookmarkEnd w:id="30"/>
-    <w:bookmarkStart w:id="35" w:name="figure-example"/>
+    <w:bookmarkEnd w:id="39"/>
+    <w:bookmarkStart w:id="44" w:name="figure-example"/>
     <w:p>
       <w:pPr>
         <w:pStyle w:val="Heading1"/>
@@ -316,7 +316,7 @@
       <w:tr>
         <w:tc>
           <w:tcPr/>
-          <w:bookmarkStart w:id="34" w:name="fig-example"/>
+          <w:bookmarkStart w:id="43" w:name="fig-example"/>
           <w:p>
             <w:pPr>
               <w:pStyle w:val="Compact"/>
@@ -327,18 +327,18 @@
                 <wp:inline>
                   <wp:extent cx="4572000" cy="3657600"/>
                   <wp:effectExtent b="0" l="0" r="0" t="0"/>
-                  <wp:docPr descr="" title="" id="32" name="Picture"/>
+                  <wp:docPr descr="" title="" id="41" name="Picture"/>
                   <a:graphic>
                     <a:graphicData uri="http://schemas.openxmlformats.org/drawingml/2006/picture">
                       <pic:pic>
                         <pic:nvPicPr>
-                          <pic:cNvPr descr="figures/fig-example-1.pdf" id="33" name="Picture"/>
+                          <pic:cNvPr descr="figures/fig-example-1.pdf" id="42" name="Picture"/>
                           <pic:cNvPicPr>
                             <a:picLocks noChangeArrowheads="1" noChangeAspect="1"/>
                           </pic:cNvPicPr>
                         </pic:nvPicPr>
                         <pic:blipFill>
-                          <a:blip r:embed="rId31"/>
+                          <a:blip r:embed="rId40"/>
                           <a:stretch>
                             <a:fillRect/>
                           </a:stretch>
@@ -378,12 +378,12 @@
               <w:t xml:space="preserve">Figure 1: An example figure using {ggplot2}.</w:t>
             </w:r>
           </w:p>
-          <w:bookmarkEnd w:id="34"/>
+          <w:bookmarkEnd w:id="43"/>
         </w:tc>
       </w:tr>
     </w:tbl>
-    <w:bookmarkEnd w:id="35"/>
-    <w:bookmarkStart w:id="37" w:name="table-example"/>
+    <w:bookmarkEnd w:id="44"/>
+    <w:bookmarkStart w:id="46" w:name="table-example"/>
     <w:p>
       <w:pPr>
         <w:pStyle w:val="Heading1"/>
@@ -405,7 +405,7 @@
       <w:tr>
         <w:tc>
           <w:tcPr/>
-          <w:bookmarkStart w:id="36" w:name="tbl-example"/>
+          <w:bookmarkStart w:id="45" w:name="tbl-example"/>
           <w:p>
             <w:pPr>
               <w:jc w:val="center"/>
@@ -2738,12 +2738,12 @@
               </w:tc>
             </w:tr>
           </w:tbl>
-          <w:bookmarkEnd w:id="36"/>
+          <w:bookmarkEnd w:id="45"/>
         </w:tc>
       </w:tr>
     </w:tbl>
-    <w:bookmarkEnd w:id="37"/>
-    <w:bookmarkStart w:id="38" w:name="metadata-and-datasets-optional"/>
+    <w:bookmarkEnd w:id="46"/>
+    <w:bookmarkStart w:id="47" w:name="metadata-and-datasets-optional"/>
     <w:p>
       <w:pPr>
         <w:pStyle w:val="Heading1"/>
@@ -2796,8 +2796,8 @@
         <w:t xml:space="preserve">DOI for AAGI outputs.</w:t>
       </w:r>
     </w:p>
-    <w:bookmarkEnd w:id="38"/>
-    <w:bookmarkStart w:id="39" w:name="map-location-optional"/>
+    <w:bookmarkEnd w:id="47"/>
+    <w:bookmarkStart w:id="48" w:name="map-location-optional"/>
     <w:p>
       <w:pPr>
         <w:pStyle w:val="Heading1"/>
@@ -2814,8 +2814,8 @@
         <w:t xml:space="preserve">Include if relevant to the project.</w:t>
       </w:r>
     </w:p>
-    <w:bookmarkEnd w:id="39"/>
-    <w:bookmarkStart w:id="43" w:name="references-optional"/>
+    <w:bookmarkEnd w:id="48"/>
+    <w:bookmarkStart w:id="52" w:name="references-optional"/>
     <w:p>
       <w:pPr>
         <w:pStyle w:val="Heading1"/>
@@ -2838,8 +2838,8 @@
         <w:t xml:space="preserve">Box (1976)</w:t>
       </w:r>
     </w:p>
-    <w:bookmarkStart w:id="42" w:name="refs"/>
-    <w:bookmarkStart w:id="41" w:name="ref-Box1976"/>
+    <w:bookmarkStart w:id="51" w:name="refs"/>
+    <w:bookmarkStart w:id="50" w:name="ref-Box1976"/>
     <w:p>
       <w:pPr>
         <w:pStyle w:val="Bibliography"/>
@@ -2872,7 +2872,7 @@
       <w:r>
         <w:t xml:space="preserve"> </w:t>
       </w:r>
-      <w:hyperlink r:id="rId40">
+      <w:hyperlink r:id="rId49">
         <w:r>
           <w:rPr>
             <w:rStyle w:val="Hyperlink"/>
@@ -2884,10 +2884,10 @@
         <w:t xml:space="preserve">.</w:t>
       </w:r>
     </w:p>
-    <w:bookmarkEnd w:id="41"/>
-    <w:bookmarkEnd w:id="42"/>
-    <w:bookmarkEnd w:id="43"/>
-    <w:bookmarkStart w:id="44" w:name="appendix-optional"/>
+    <w:bookmarkEnd w:id="50"/>
+    <w:bookmarkEnd w:id="51"/>
+    <w:bookmarkEnd w:id="52"/>
+    <w:bookmarkStart w:id="53" w:name="appendix-optional"/>
     <w:p>
       <w:pPr>
         <w:pStyle w:val="Heading1"/>
@@ -2904,13 +2904,19 @@
         <w:t xml:space="preserve">Additional supporting information.</w:t>
       </w:r>
     </w:p>
-    <w:bookmarkEnd w:id="44"/>
+    <w:bookmarkEnd w:id="53"/>
     <w:sectPr>
-      <w:footerReference r:id="rId10" w:type="default"/>
-      <w:pgSz w:h="16838" w:w="11906"/>
-      <w:pgMar w:bottom="1440" w:footer="708" w:gutter="0" w:header="708" w:left="1440" w:right="1440" w:top="1440"/>
-      <w:cols w:space="708"/>
-      <w:docGrid w:linePitch="360"/>
+      <w:footerReference r:id="rId5" w:type="even"/>
+      <w:footerReference r:id="rId6" w:type="default"/>
+      <w:footerReference r:id="rId7" w:type="first"/>
+      <w:type w:val="nextPage"/>
+      <w:pgSz w:h="16838" w:orient="portrait" w:w="11906"/>
+      <w:pgMar w:bottom="1440" w:footer="708" w:gutter="0" w:header="0" w:left="1440" w:right="1440" w:top="1440"/>
+      <w:pgNumType w:fmt="decimal"/>
+      <w:formProt w:val="false"/>
+      <w:textDirection w:val="lrTb"/>
+      <w:docGrid w:charSpace="0" w:linePitch="360" w:type="default"/>
+      <w:cols w:num="1"/>
     </w:sectPr>
   </w:body>
 </w:document>
@@ -2921,74 +2927,237 @@
 </file>
 
 <file path=word/footer1.xml><?xml version="1.0" encoding="utf-8"?>
-<w:ftr xmlns:wpc="http://schemas.microsoft.com/office/word/2010/wordprocessingCanvas" xmlns:cx="http://schemas.microsoft.com/office/drawing/2014/chartex" xmlns:cx1="http://schemas.microsoft.com/office/drawing/2015/9/8/chartex" xmlns:cx2="http://schemas.microsoft.com/office/drawing/2015/10/21/chartex" xmlns:cx3="http://schemas.microsoft.com/office/drawing/2016/5/9/chartex" xmlns:cx4="http://schemas.microsoft.com/office/drawing/2016/5/10/chartex" xmlns:cx5="http://schemas.microsoft.com/office/drawing/2016/5/11/chartex" xmlns:cx6="http://schemas.microsoft.com/office/drawing/2016/5/12/chartex" xmlns:cx7="http://schemas.microsoft.com/office/drawing/2016/5/13/chartex" xmlns:cx8="http://schemas.microsoft.com/office/drawing/2016/5/14/chartex" xmlns:mc="http://schemas.openxmlformats.org/markup-compatibility/2006" xmlns:aink="http://schemas.microsoft.com/office/drawing/2016/ink" xmlns:am3d="http://schemas.microsoft.com/office/drawing/2017/model3d" xmlns:o="urn:schemas-microsoft-com:office:office" xmlns:oel="http://schemas.microsoft.com/office/2019/extlst" xmlns:r="http://schemas.openxmlformats.org/officeDocument/2006/relationships" xmlns:m="http://schemas.openxmlformats.org/officeDocument/2006/math" xmlns:v="urn:schemas-microsoft-com:vml" xmlns:wp14="http://schemas.microsoft.com/office/word/2010/wordprocessingDrawing" xmlns:wp="http://schemas.openxmlformats.org/drawingml/2006/wordprocessingDrawing" xmlns:w10="urn:schemas-microsoft-com:office:word" xmlns:w="http://schemas.openxmlformats.org/wordprocessingml/2006/main" xmlns:w14="http://schemas.microsoft.com/office/word/2010/wordml" xmlns:w15="http://schemas.microsoft.com/office/word/2012/wordml" xmlns:w16cex="http://schemas.microsoft.com/office/word/2018/wordml/cex" xmlns:w16cid="http://schemas.microsoft.com/office/word/2016/wordml/cid" xmlns:w16="http://schemas.microsoft.com/office/word/2018/wordml" xmlns:w16du="http://schemas.microsoft.com/office/word/2023/wordml/word16du" xmlns:w16sdtdh="http://schemas.microsoft.com/office/word/2020/wordml/sdtdatahash" xmlns:w16sdtfl="http://schemas.microsoft.com/office/word/2024/wordml/sdtformatlock" xmlns:w16se="http://schemas.microsoft.com/office/word/2015/wordml/symex" xmlns:wpg="http://schemas.microsoft.com/office/word/2010/wordprocessingGroup" xmlns:wpi="http://schemas.microsoft.com/office/word/2010/wordprocessingInk" xmlns:wne="http://schemas.microsoft.com/office/word/2006/wordml" xmlns:wps="http://schemas.microsoft.com/office/word/2010/wordprocessingShape" mc:Ignorable="w14 w15 w16se w16cid w16 w16cex w16sdtdh w16sdtfl w16du wp14">
-  <w:p>
+<w:ftr xmlns:o="urn:schemas-microsoft-com:office:office" xmlns:r="http://schemas.openxmlformats.org/officeDocument/2006/relationships" xmlns:v="urn:schemas-microsoft-com:vml" xmlns:w="http://schemas.openxmlformats.org/wordprocessingml/2006/main" xmlns:w10="urn:schemas-microsoft-com:office:word" xmlns:wp="http://schemas.openxmlformats.org/drawingml/2006/wordprocessingDrawing" xmlns:pic="http://schemas.openxmlformats.org/drawingml/2006/picture" xmlns:wps="http://schemas.microsoft.com/office/word/2010/wordprocessingShape" xmlns:wpg="http://schemas.microsoft.com/office/word/2010/wordprocessingGroup" xmlns:mc="http://schemas.openxmlformats.org/markup-compatibility/2006" xmlns:wp14="http://schemas.microsoft.com/office/word/2010/wordprocessingDrawing" xmlns:w14="http://schemas.microsoft.com/office/word/2010/wordml" xmlns:w15="http://schemas.microsoft.com/office/word/2012/wordml" mc:Ignorable="w14 wp14 w15">
+  <w:p xmlns:wp14="http://schemas.microsoft.com/office/word/2010/wordml" wp14:textId="77777777">
     <w:pPr>
       <w:pStyle w:val="Footer"/>
-      <w:jc w:val="center"/>
+      <w:rPr/>
     </w:pPr>
+    <w:r>
+      <w:rPr/>
+    </w:r>
   </w:p>
 </w:ftr>
 </file>
 
-<file path=word/footer2.xml><?xml version="1.0" encoding="utf-8"?>
-<w:ftr xmlns:wpc="http://schemas.microsoft.com/office/word/2010/wordprocessingCanvas" xmlns:cx="http://schemas.microsoft.com/office/drawing/2014/chartex" xmlns:cx1="http://schemas.microsoft.com/office/drawing/2015/9/8/chartex" xmlns:cx2="http://schemas.microsoft.com/office/drawing/2015/10/21/chartex" xmlns:cx3="http://schemas.microsoft.com/office/drawing/2016/5/9/chartex" xmlns:cx4="http://schemas.microsoft.com/office/drawing/2016/5/10/chartex" xmlns:cx5="http://schemas.microsoft.com/office/drawing/2016/5/11/chartex" xmlns:cx6="http://schemas.microsoft.com/office/drawing/2016/5/12/chartex" xmlns:cx7="http://schemas.microsoft.com/office/drawing/2016/5/13/chartex" xmlns:cx8="http://schemas.microsoft.com/office/drawing/2016/5/14/chartex" xmlns:mc="http://schemas.openxmlformats.org/markup-compatibility/2006" xmlns:aink="http://schemas.microsoft.com/office/drawing/2016/ink" xmlns:am3d="http://schemas.microsoft.com/office/drawing/2017/model3d" xmlns:o="urn:schemas-microsoft-com:office:office" xmlns:oel="http://schemas.microsoft.com/office/2019/extlst" xmlns:r="http://schemas.openxmlformats.org/officeDocument/2006/relationships" xmlns:m="http://schemas.openxmlformats.org/officeDocument/2006/math" xmlns:v="urn:schemas-microsoft-com:vml" xmlns:wp14="http://schemas.microsoft.com/office/word/2010/wordprocessingDrawing" xmlns:wp="http://schemas.openxmlformats.org/drawingml/2006/wordprocessingDrawing" xmlns:w10="urn:schemas-microsoft-com:office:word" xmlns:w="http://schemas.openxmlformats.org/wordprocessingml/2006/main" xmlns:w14="http://schemas.microsoft.com/office/word/2010/wordml" xmlns:w15="http://schemas.microsoft.com/office/word/2012/wordml" xmlns:w16cex="http://schemas.microsoft.com/office/word/2018/wordml/cex" xmlns:w16cid="http://schemas.microsoft.com/office/word/2016/wordml/cid" xmlns:w16="http://schemas.microsoft.com/office/word/2018/wordml" xmlns:w16du="http://schemas.microsoft.com/office/word/2023/wordml/word16du" xmlns:w16sdtdh="http://schemas.microsoft.com/office/word/2020/wordml/sdtdatahash" xmlns:w16sdtfl="http://schemas.microsoft.com/office/word/2024/wordml/sdtformatlock" xmlns:w16se="http://schemas.microsoft.com/office/word/2015/wordml/symex" xmlns:wpg="http://schemas.microsoft.com/office/word/2010/wordprocessingGroup" xmlns:wpi="http://schemas.microsoft.com/office/word/2010/wordprocessingInk" xmlns:wne="http://schemas.microsoft.com/office/word/2006/wordml" xmlns:wps="http://schemas.microsoft.com/office/word/2010/wordprocessingShape" mc:Ignorable="w14 w15 w16se w16cid w16 w16cex w16sdtdh w16sdtfl w16du wp14">
-  <w:p>
+<file path=word/footer10.xml><?xml version="1.0" encoding="utf-8"?>
+<w:ftr xmlns:o="urn:schemas-microsoft-com:office:office" xmlns:r="http://schemas.openxmlformats.org/officeDocument/2006/relationships" xmlns:v="urn:schemas-microsoft-com:vml" xmlns:w="http://schemas.openxmlformats.org/wordprocessingml/2006/main" xmlns:w10="urn:schemas-microsoft-com:office:word" xmlns:wp="http://schemas.openxmlformats.org/drawingml/2006/wordprocessingDrawing" xmlns:pic="http://schemas.openxmlformats.org/drawingml/2006/picture" xmlns:wps="http://schemas.microsoft.com/office/word/2010/wordprocessingShape" xmlns:wpg="http://schemas.microsoft.com/office/word/2010/wordprocessingGroup" xmlns:mc="http://schemas.openxmlformats.org/markup-compatibility/2006" xmlns:wp14="http://schemas.microsoft.com/office/word/2010/wordprocessingDrawing" xmlns:w14="http://schemas.microsoft.com/office/word/2010/wordml" xmlns:w15="http://schemas.microsoft.com/office/word/2012/wordml" mc:Ignorable="w14 wp14 w15">
+  <w:p xmlns:wp14="http://schemas.microsoft.com/office/word/2010/wordml" wp14:textId="77777777">
     <w:pPr>
       <w:pStyle w:val="Footer"/>
-      <w:jc w:val="right"/>
+      <w:jc w:val="end"/>
+      <w:rPr/>
     </w:pPr>
     <w:r>
+      <w:rPr/>
       <w:fldChar w:fldCharType="begin"/>
     </w:r>
     <w:r>
-      <w:instrText xml:space="preserve"> PAGE   \* MERGEFORMAT </w:instrText>
-    </w:r>
-    <w:r>
+      <w:rPr/>
+      <w:instrText xml:space="preserve"> PAGE </w:instrText>
+    </w:r>
+    <w:r>
+      <w:rPr/>
       <w:fldChar w:fldCharType="separate"/>
     </w:r>
     <w:r>
-      <w:rPr>
-        <w:noProof/>
-      </w:rPr>
-      <w:t>1</w:t>
-    </w:r>
-    <w:r>
-      <w:rPr>
-        <w:noProof/>
-      </w:rPr>
+      <w:rPr/>
+      <w:t>12</w:t>
+    </w:r>
+    <w:r>
+      <w:rPr/>
       <w:fldChar w:fldCharType="end"/>
+    </w:r>
+  </w:p>
+</w:ftr>
+</file>
+
+<file path=word/footer11.xml><?xml version="1.0" encoding="utf-8"?>
+<w:ftr xmlns:o="urn:schemas-microsoft-com:office:office" xmlns:r="http://schemas.openxmlformats.org/officeDocument/2006/relationships" xmlns:v="urn:schemas-microsoft-com:vml" xmlns:w="http://schemas.openxmlformats.org/wordprocessingml/2006/main" xmlns:w10="urn:schemas-microsoft-com:office:word" xmlns:wp="http://schemas.openxmlformats.org/drawingml/2006/wordprocessingDrawing" xmlns:pic="http://schemas.openxmlformats.org/drawingml/2006/picture" xmlns:wps="http://schemas.microsoft.com/office/word/2010/wordprocessingShape" xmlns:wpg="http://schemas.microsoft.com/office/word/2010/wordprocessingGroup" xmlns:mc="http://schemas.openxmlformats.org/markup-compatibility/2006" xmlns:wp14="http://schemas.microsoft.com/office/word/2010/wordprocessingDrawing" xmlns:w14="http://schemas.microsoft.com/office/word/2010/wordml" xmlns:w15="http://schemas.microsoft.com/office/word/2012/wordml" mc:Ignorable="w14 wp14 w15">
+  <w:p xmlns:wp14="http://schemas.microsoft.com/office/word/2010/wordml" wp14:textId="77777777"/>
+</w:ftr>
+</file>
+
+<file path=word/footer2.xml><?xml version="1.0" encoding="utf-8"?>
+<w:ftr xmlns:o="urn:schemas-microsoft-com:office:office" xmlns:r="http://schemas.openxmlformats.org/officeDocument/2006/relationships" xmlns:v="urn:schemas-microsoft-com:vml" xmlns:w="http://schemas.openxmlformats.org/wordprocessingml/2006/main" xmlns:w10="urn:schemas-microsoft-com:office:word" xmlns:wp="http://schemas.openxmlformats.org/drawingml/2006/wordprocessingDrawing" xmlns:pic="http://schemas.openxmlformats.org/drawingml/2006/picture" xmlns:wps="http://schemas.microsoft.com/office/word/2010/wordprocessingShape" xmlns:wpg="http://schemas.microsoft.com/office/word/2010/wordprocessingGroup" xmlns:mc="http://schemas.openxmlformats.org/markup-compatibility/2006" xmlns:wp14="http://schemas.microsoft.com/office/word/2010/wordprocessingDrawing" xmlns:w14="http://schemas.microsoft.com/office/word/2010/wordml" xmlns:w15="http://schemas.microsoft.com/office/word/2012/wordml" mc:Ignorable="w14 wp14 w15">
+  <w:p xmlns:wp14="http://schemas.microsoft.com/office/word/2010/wordml" wp14:textId="77777777">
+    <w:pPr>
+      <w:pStyle w:val="Footer"/>
+      <w:jc w:val="center"/>
+      <w:rPr/>
+    </w:pPr>
+    <w:r>
+      <w:rPr/>
     </w:r>
   </w:p>
 </w:ftr>
 </file>
 
 <file path=word/footer3.xml><?xml version="1.0" encoding="utf-8"?>
-<w:ftr xmlns:wpc="http://schemas.microsoft.com/office/word/2010/wordprocessingCanvas" xmlns:cx="http://schemas.microsoft.com/office/drawing/2014/chartex" xmlns:cx1="http://schemas.microsoft.com/office/drawing/2015/9/8/chartex" xmlns:cx2="http://schemas.microsoft.com/office/drawing/2015/10/21/chartex" xmlns:cx3="http://schemas.microsoft.com/office/drawing/2016/5/9/chartex" xmlns:cx4="http://schemas.microsoft.com/office/drawing/2016/5/10/chartex" xmlns:cx5="http://schemas.microsoft.com/office/drawing/2016/5/11/chartex" xmlns:cx6="http://schemas.microsoft.com/office/drawing/2016/5/12/chartex" xmlns:cx7="http://schemas.microsoft.com/office/drawing/2016/5/13/chartex" xmlns:cx8="http://schemas.microsoft.com/office/drawing/2016/5/14/chartex" xmlns:mc="http://schemas.openxmlformats.org/markup-compatibility/2006" xmlns:aink="http://schemas.microsoft.com/office/drawing/2016/ink" xmlns:am3d="http://schemas.microsoft.com/office/drawing/2017/model3d" xmlns:o="urn:schemas-microsoft-com:office:office" xmlns:oel="http://schemas.microsoft.com/office/2019/extlst" xmlns:r="http://schemas.openxmlformats.org/officeDocument/2006/relationships" xmlns:m="http://schemas.openxmlformats.org/officeDocument/2006/math" xmlns:v="urn:schemas-microsoft-com:vml" xmlns:wp14="http://schemas.microsoft.com/office/word/2010/wordprocessingDrawing" xmlns:wp="http://schemas.openxmlformats.org/drawingml/2006/wordprocessingDrawing" xmlns:w10="urn:schemas-microsoft-com:office:word" xmlns:w="http://schemas.openxmlformats.org/wordprocessingml/2006/main" xmlns:w14="http://schemas.microsoft.com/office/word/2010/wordml" xmlns:w15="http://schemas.microsoft.com/office/word/2012/wordml" xmlns:w16cex="http://schemas.microsoft.com/office/word/2018/wordml/cex" xmlns:w16cid="http://schemas.microsoft.com/office/word/2016/wordml/cid" xmlns:w16="http://schemas.microsoft.com/office/word/2018/wordml" xmlns:w16du="http://schemas.microsoft.com/office/word/2023/wordml/word16du" xmlns:w16sdtdh="http://schemas.microsoft.com/office/word/2020/wordml/sdtdatahash" xmlns:w16sdtfl="http://schemas.microsoft.com/office/word/2024/wordml/sdtformatlock" xmlns:w16se="http://schemas.microsoft.com/office/word/2015/wordml/symex" xmlns:wpg="http://schemas.microsoft.com/office/word/2010/wordprocessingGroup" xmlns:wpi="http://schemas.microsoft.com/office/word/2010/wordprocessingInk" xmlns:wne="http://schemas.microsoft.com/office/word/2006/wordml" xmlns:wps="http://schemas.microsoft.com/office/word/2010/wordprocessingShape" mc:Ignorable="w14 w15 w16se w16cid w16 w16cex w16sdtdh w16sdtfl w16du wp14">
-  <w:p>
+<w:ftr xmlns:o="urn:schemas-microsoft-com:office:office" xmlns:r="http://schemas.openxmlformats.org/officeDocument/2006/relationships" xmlns:v="urn:schemas-microsoft-com:vml" xmlns:w="http://schemas.openxmlformats.org/wordprocessingml/2006/main" xmlns:w10="urn:schemas-microsoft-com:office:word" xmlns:wp="http://schemas.openxmlformats.org/drawingml/2006/wordprocessingDrawing" xmlns:pic="http://schemas.openxmlformats.org/drawingml/2006/picture" xmlns:wps="http://schemas.microsoft.com/office/word/2010/wordprocessingShape" xmlns:wpg="http://schemas.microsoft.com/office/word/2010/wordprocessingGroup" xmlns:mc="http://schemas.openxmlformats.org/markup-compatibility/2006" xmlns:wp14="http://schemas.microsoft.com/office/word/2010/wordprocessingDrawing" xmlns:w14="http://schemas.microsoft.com/office/word/2010/wordml" xmlns:w15="http://schemas.microsoft.com/office/word/2012/wordml" mc:Ignorable="w14 wp14 w15">
+  <w:p xmlns:wp14="http://schemas.microsoft.com/office/word/2010/wordml" wp14:textId="77777777">
     <w:pPr>
       <w:pStyle w:val="Footer"/>
-      <w:jc w:val="right"/>
+      <w:jc w:val="center"/>
+      <w:rPr/>
     </w:pPr>
     <w:r>
+      <w:rPr/>
+    </w:r>
+  </w:p>
+</w:ftr>
+</file>
+
+<file path=word/footer4.xml><?xml version="1.0" encoding="utf-8"?>
+<w:ftr xmlns:o="urn:schemas-microsoft-com:office:office" xmlns:r="http://schemas.openxmlformats.org/officeDocument/2006/relationships" xmlns:v="urn:schemas-microsoft-com:vml" xmlns:w="http://schemas.openxmlformats.org/wordprocessingml/2006/main" xmlns:w10="urn:schemas-microsoft-com:office:word" xmlns:wp="http://schemas.openxmlformats.org/drawingml/2006/wordprocessingDrawing" xmlns:pic="http://schemas.openxmlformats.org/drawingml/2006/picture" xmlns:wps="http://schemas.microsoft.com/office/word/2010/wordprocessingShape" xmlns:wpg="http://schemas.microsoft.com/office/word/2010/wordprocessingGroup" xmlns:mc="http://schemas.openxmlformats.org/markup-compatibility/2006" xmlns:wp14="http://schemas.microsoft.com/office/word/2010/wordprocessingDrawing" xmlns:w14="http://schemas.microsoft.com/office/word/2010/wordml" xmlns:w15="http://schemas.microsoft.com/office/word/2012/wordml" mc:Ignorable="w14 wp14 w15">
+  <w:p xmlns:wp14="http://schemas.microsoft.com/office/word/2010/wordml" wp14:textId="77777777">
+    <w:pPr>
+      <w:pStyle w:val="Footer"/>
+      <w:rPr/>
+    </w:pPr>
+    <w:r>
+      <w:rPr/>
+    </w:r>
+  </w:p>
+</w:ftr>
+</file>
+
+<file path=word/footer5.xml><?xml version="1.0" encoding="utf-8"?>
+<w:ftr xmlns:o="urn:schemas-microsoft-com:office:office" xmlns:r="http://schemas.openxmlformats.org/officeDocument/2006/relationships" xmlns:v="urn:schemas-microsoft-com:vml" xmlns:w="http://schemas.openxmlformats.org/wordprocessingml/2006/main" xmlns:w10="urn:schemas-microsoft-com:office:word" xmlns:wp="http://schemas.openxmlformats.org/drawingml/2006/wordprocessingDrawing" xmlns:pic="http://schemas.openxmlformats.org/drawingml/2006/picture" xmlns:wps="http://schemas.microsoft.com/office/word/2010/wordprocessingShape" xmlns:wpg="http://schemas.microsoft.com/office/word/2010/wordprocessingGroup" xmlns:mc="http://schemas.openxmlformats.org/markup-compatibility/2006" xmlns:wp14="http://schemas.microsoft.com/office/word/2010/wordprocessingDrawing" xmlns:w14="http://schemas.microsoft.com/office/word/2010/wordml" xmlns:w15="http://schemas.microsoft.com/office/word/2012/wordml" mc:Ignorable="w14 wp14 w15">
+  <w:p xmlns:wp14="http://schemas.microsoft.com/office/word/2010/wordml" wp14:textId="77777777">
+    <w:pPr>
+      <w:pStyle w:val="Footer"/>
+      <w:jc w:val="end"/>
+      <w:rPr/>
+    </w:pPr>
+    <w:r>
+      <w:rPr/>
       <w:fldChar w:fldCharType="begin"/>
     </w:r>
     <w:r>
-      <w:instrText xml:space="preserve"> PAGE   \* MERGEFORMAT </w:instrText>
-    </w:r>
-    <w:r>
+      <w:rPr/>
+      <w:instrText xml:space="preserve"> PAGE </w:instrText>
+    </w:r>
+    <w:r>
+      <w:rPr/>
       <w:fldChar w:fldCharType="separate"/>
     </w:r>
     <w:r>
-      <w:rPr>
-        <w:noProof/>
-      </w:rPr>
+      <w:rPr/>
       <w:t>1</w:t>
     </w:r>
     <w:r>
-      <w:rPr>
-        <w:noProof/>
-      </w:rPr>
+      <w:rPr/>
+      <w:fldChar w:fldCharType="end"/>
+    </w:r>
+  </w:p>
+</w:ftr>
+</file>
+
+<file path=word/footer6.xml><?xml version="1.0" encoding="utf-8"?>
+<w:ftr xmlns:o="urn:schemas-microsoft-com:office:office" xmlns:r="http://schemas.openxmlformats.org/officeDocument/2006/relationships" xmlns:v="urn:schemas-microsoft-com:vml" xmlns:w="http://schemas.openxmlformats.org/wordprocessingml/2006/main" xmlns:w10="urn:schemas-microsoft-com:office:word" xmlns:wp="http://schemas.openxmlformats.org/drawingml/2006/wordprocessingDrawing" xmlns:pic="http://schemas.openxmlformats.org/drawingml/2006/picture" xmlns:wps="http://schemas.microsoft.com/office/word/2010/wordprocessingShape" xmlns:wpg="http://schemas.microsoft.com/office/word/2010/wordprocessingGroup" xmlns:mc="http://schemas.openxmlformats.org/markup-compatibility/2006" xmlns:wp14="http://schemas.microsoft.com/office/word/2010/wordprocessingDrawing" xmlns:w14="http://schemas.microsoft.com/office/word/2010/wordml" xmlns:w15="http://schemas.microsoft.com/office/word/2012/wordml" mc:Ignorable="w14 wp14 w15">
+  <w:p xmlns:wp14="http://schemas.microsoft.com/office/word/2010/wordml" wp14:textId="77777777">
+    <w:pPr>
+      <w:pStyle w:val="Footer"/>
+      <w:jc w:val="end"/>
+      <w:rPr/>
+    </w:pPr>
+    <w:r>
+      <w:rPr/>
+      <w:fldChar w:fldCharType="begin"/>
+    </w:r>
+    <w:r>
+      <w:rPr/>
+      <w:instrText xml:space="preserve"> PAGE </w:instrText>
+    </w:r>
+    <w:r>
+      <w:rPr/>
+      <w:fldChar w:fldCharType="separate"/>
+    </w:r>
+    <w:r>
+      <w:rPr/>
+      <w:t>1</w:t>
+    </w:r>
+    <w:r>
+      <w:rPr/>
+      <w:fldChar w:fldCharType="end"/>
+    </w:r>
+  </w:p>
+</w:ftr>
+</file>
+
+<file path=word/footer7.xml><?xml version="1.0" encoding="utf-8"?>
+<w:ftr xmlns:o="urn:schemas-microsoft-com:office:office" xmlns:r="http://schemas.openxmlformats.org/officeDocument/2006/relationships" xmlns:v="urn:schemas-microsoft-com:vml" xmlns:w="http://schemas.openxmlformats.org/wordprocessingml/2006/main" xmlns:w10="urn:schemas-microsoft-com:office:word" xmlns:wp="http://schemas.openxmlformats.org/drawingml/2006/wordprocessingDrawing" xmlns:pic="http://schemas.openxmlformats.org/drawingml/2006/picture" xmlns:wps="http://schemas.microsoft.com/office/word/2010/wordprocessingShape" xmlns:wpg="http://schemas.microsoft.com/office/word/2010/wordprocessingGroup" xmlns:mc="http://schemas.openxmlformats.org/markup-compatibility/2006" xmlns:wp14="http://schemas.microsoft.com/office/word/2010/wordprocessingDrawing" xmlns:w14="http://schemas.microsoft.com/office/word/2010/wordml" xmlns:w15="http://schemas.microsoft.com/office/word/2012/wordml" mc:Ignorable="w14 wp14 w15">
+  <w:p xmlns:wp14="http://schemas.microsoft.com/office/word/2010/wordml" wp14:textId="77777777">
+    <w:pPr>
+      <w:pStyle w:val="Footer"/>
+      <w:rPr/>
+    </w:pPr>
+    <w:r>
+      <w:rPr/>
+    </w:r>
+  </w:p>
+</w:ftr>
+</file>
+
+<file path=word/footer8.xml><?xml version="1.0" encoding="utf-8"?>
+<w:ftr xmlns:o="urn:schemas-microsoft-com:office:office" xmlns:r="http://schemas.openxmlformats.org/officeDocument/2006/relationships" xmlns:v="urn:schemas-microsoft-com:vml" xmlns:w="http://schemas.openxmlformats.org/wordprocessingml/2006/main" xmlns:w10="urn:schemas-microsoft-com:office:word" xmlns:wp="http://schemas.openxmlformats.org/drawingml/2006/wordprocessingDrawing" xmlns:pic="http://schemas.openxmlformats.org/drawingml/2006/picture" xmlns:wps="http://schemas.microsoft.com/office/word/2010/wordprocessingShape" xmlns:wpg="http://schemas.microsoft.com/office/word/2010/wordprocessingGroup" xmlns:mc="http://schemas.openxmlformats.org/markup-compatibility/2006" xmlns:wp14="http://schemas.microsoft.com/office/word/2010/wordprocessingDrawing" xmlns:w14="http://schemas.microsoft.com/office/word/2010/wordml" xmlns:w15="http://schemas.microsoft.com/office/word/2012/wordml" mc:Ignorable="w14 wp14 w15">
+  <w:p xmlns:wp14="http://schemas.microsoft.com/office/word/2010/wordml" wp14:textId="77777777">
+    <w:pPr>
+      <w:pStyle w:val="Footer"/>
+      <w:jc w:val="end"/>
+      <w:rPr/>
+    </w:pPr>
+    <w:r>
+      <w:rPr/>
+      <w:fldChar w:fldCharType="begin"/>
+    </w:r>
+    <w:r>
+      <w:rPr/>
+      <w:instrText xml:space="preserve"> PAGE </w:instrText>
+    </w:r>
+    <w:r>
+      <w:rPr/>
+      <w:fldChar w:fldCharType="separate"/>
+    </w:r>
+    <w:r>
+      <w:rPr/>
+      <w:t>2</w:t>
+    </w:r>
+    <w:r>
+      <w:rPr/>
+      <w:fldChar w:fldCharType="end"/>
+    </w:r>
+  </w:p>
+</w:ftr>
+</file>
+
+<file path=word/footer9.xml><?xml version="1.0" encoding="utf-8"?>
+<w:ftr xmlns:o="urn:schemas-microsoft-com:office:office" xmlns:r="http://schemas.openxmlformats.org/officeDocument/2006/relationships" xmlns:v="urn:schemas-microsoft-com:vml" xmlns:w="http://schemas.openxmlformats.org/wordprocessingml/2006/main" xmlns:w10="urn:schemas-microsoft-com:office:word" xmlns:wp="http://schemas.openxmlformats.org/drawingml/2006/wordprocessingDrawing" xmlns:pic="http://schemas.openxmlformats.org/drawingml/2006/picture" xmlns:wps="http://schemas.microsoft.com/office/word/2010/wordprocessingShape" xmlns:wpg="http://schemas.microsoft.com/office/word/2010/wordprocessingGroup" xmlns:mc="http://schemas.openxmlformats.org/markup-compatibility/2006" xmlns:wp14="http://schemas.microsoft.com/office/word/2010/wordprocessingDrawing" xmlns:w14="http://schemas.microsoft.com/office/word/2010/wordml" xmlns:w15="http://schemas.microsoft.com/office/word/2012/wordml" mc:Ignorable="w14 wp14 w15">
+  <w:p xmlns:wp14="http://schemas.microsoft.com/office/word/2010/wordml" wp14:textId="77777777">
+    <w:pPr>
+      <w:pStyle w:val="Footer"/>
+      <w:jc w:val="end"/>
+      <w:rPr/>
+    </w:pPr>
+    <w:r>
+      <w:rPr/>
+      <w:fldChar w:fldCharType="begin"/>
+    </w:r>
+    <w:r>
+      <w:rPr/>
+      <w:instrText xml:space="preserve"> PAGE </w:instrText>
+    </w:r>
+    <w:r>
+      <w:rPr/>
+      <w:fldChar w:fldCharType="separate"/>
+    </w:r>
+    <w:r>
+      <w:rPr/>
+      <w:t>2</w:t>
+    </w:r>
+    <w:r>
+      <w:rPr/>
       <w:fldChar w:fldCharType="end"/>
     </w:r>
   </w:p>
@@ -3015,279 +3184,476 @@
 </file>
 
 <file path=word/header1.xml><?xml version="1.0" encoding="utf-8"?>
-<w:hdr xmlns:wpc="http://schemas.microsoft.com/office/word/2010/wordprocessingCanvas" xmlns:cx="http://schemas.microsoft.com/office/drawing/2014/chartex" xmlns:cx1="http://schemas.microsoft.com/office/drawing/2015/9/8/chartex" xmlns:cx2="http://schemas.microsoft.com/office/drawing/2015/10/21/chartex" xmlns:cx3="http://schemas.microsoft.com/office/drawing/2016/5/9/chartex" xmlns:cx4="http://schemas.microsoft.com/office/drawing/2016/5/10/chartex" xmlns:cx5="http://schemas.microsoft.com/office/drawing/2016/5/11/chartex" xmlns:cx6="http://schemas.microsoft.com/office/drawing/2016/5/12/chartex" xmlns:cx7="http://schemas.microsoft.com/office/drawing/2016/5/13/chartex" xmlns:cx8="http://schemas.microsoft.com/office/drawing/2016/5/14/chartex" xmlns:mc="http://schemas.openxmlformats.org/markup-compatibility/2006" xmlns:aink="http://schemas.microsoft.com/office/drawing/2016/ink" xmlns:am3d="http://schemas.microsoft.com/office/drawing/2017/model3d" xmlns:o="urn:schemas-microsoft-com:office:office" xmlns:oel="http://schemas.microsoft.com/office/2019/extlst" xmlns:r="http://schemas.openxmlformats.org/officeDocument/2006/relationships" xmlns:m="http://schemas.openxmlformats.org/officeDocument/2006/math" xmlns:v="urn:schemas-microsoft-com:vml" xmlns:wp14="http://schemas.microsoft.com/office/word/2010/wordprocessingDrawing" xmlns:wp="http://schemas.openxmlformats.org/drawingml/2006/wordprocessingDrawing" xmlns:w10="urn:schemas-microsoft-com:office:word" xmlns:w="http://schemas.openxmlformats.org/wordprocessingml/2006/main" xmlns:w14="http://schemas.microsoft.com/office/word/2010/wordml" xmlns:w15="http://schemas.microsoft.com/office/word/2012/wordml" xmlns:w16cex="http://schemas.microsoft.com/office/word/2018/wordml/cex" xmlns:w16cid="http://schemas.microsoft.com/office/word/2016/wordml/cid" xmlns:w16="http://schemas.microsoft.com/office/word/2018/wordml" xmlns:w16du="http://schemas.microsoft.com/office/word/2023/wordml/word16du" xmlns:w16sdtdh="http://schemas.microsoft.com/office/word/2020/wordml/sdtdatahash" xmlns:w16sdtfl="http://schemas.microsoft.com/office/word/2024/wordml/sdtformatlock" xmlns:w16se="http://schemas.microsoft.com/office/word/2015/wordml/symex" xmlns:wpg="http://schemas.microsoft.com/office/word/2010/wordprocessingGroup" xmlns:wpi="http://schemas.microsoft.com/office/word/2010/wordprocessingInk" xmlns:wne="http://schemas.microsoft.com/office/word/2006/wordml" xmlns:wps="http://schemas.microsoft.com/office/word/2010/wordprocessingShape" mc:Ignorable="w14 w15 w16se w16cid w16 w16cex w16sdtdh w16sdtfl w16du wp14">
-  <w:p>
+<w:hdr xmlns:o="urn:schemas-microsoft-com:office:office" xmlns:r="http://schemas.openxmlformats.org/officeDocument/2006/relationships" xmlns:v="urn:schemas-microsoft-com:vml" xmlns:w="http://schemas.openxmlformats.org/wordprocessingml/2006/main" xmlns:w10="urn:schemas-microsoft-com:office:word" xmlns:wp="http://schemas.openxmlformats.org/drawingml/2006/wordprocessingDrawing" xmlns:pic="http://schemas.openxmlformats.org/drawingml/2006/picture" xmlns:wps="http://schemas.microsoft.com/office/word/2010/wordprocessingShape" xmlns:wpg="http://schemas.microsoft.com/office/word/2010/wordprocessingGroup" xmlns:mc="http://schemas.openxmlformats.org/markup-compatibility/2006" xmlns:wp14="http://schemas.microsoft.com/office/word/2010/wordprocessingDrawing" xmlns:w14="http://schemas.microsoft.com/office/word/2010/wordml" xmlns:w15="http://schemas.microsoft.com/office/word/2012/wordml" mc:Ignorable="w14 wp14 w15">
+  <w:p xmlns:wp14="http://schemas.microsoft.com/office/word/2010/wordml" wp14:textId="77777777">
     <w:pPr>
       <w:pStyle w:val="Header"/>
+      <w:rPr/>
     </w:pPr>
-  </w:p>
-  <w:p>
-    <w:pPr>
-      <w:pStyle w:val="Header"/>
-      <w:pBdr>
-        <w:bottom w:val="single" w:sz="2" w:space="1" w:color="auto"/>
-      </w:pBdr>
-    </w:pPr>
+    <w:r>
+      <w:rPr/>
+    </w:r>
   </w:p>
 </w:hdr>
 </file>
 
 <file path=word/header2.xml><?xml version="1.0" encoding="utf-8"?>
-<w:hdr xmlns:wpc="http://schemas.microsoft.com/office/word/2010/wordprocessingCanvas" xmlns:cx="http://schemas.microsoft.com/office/drawing/2014/chartex" xmlns:cx1="http://schemas.microsoft.com/office/drawing/2015/9/8/chartex" xmlns:cx2="http://schemas.microsoft.com/office/drawing/2015/10/21/chartex" xmlns:cx3="http://schemas.microsoft.com/office/drawing/2016/5/9/chartex" xmlns:cx4="http://schemas.microsoft.com/office/drawing/2016/5/10/chartex" xmlns:cx5="http://schemas.microsoft.com/office/drawing/2016/5/11/chartex" xmlns:cx6="http://schemas.microsoft.com/office/drawing/2016/5/12/chartex" xmlns:cx7="http://schemas.microsoft.com/office/drawing/2016/5/13/chartex" xmlns:cx8="http://schemas.microsoft.com/office/drawing/2016/5/14/chartex" xmlns:mc="http://schemas.openxmlformats.org/markup-compatibility/2006" xmlns:aink="http://schemas.microsoft.com/office/drawing/2016/ink" xmlns:am3d="http://schemas.microsoft.com/office/drawing/2017/model3d" xmlns:o="urn:schemas-microsoft-com:office:office" xmlns:oel="http://schemas.microsoft.com/office/2019/extlst" xmlns:r="http://schemas.openxmlformats.org/officeDocument/2006/relationships" xmlns:m="http://schemas.openxmlformats.org/officeDocument/2006/math" xmlns:v="urn:schemas-microsoft-com:vml" xmlns:wp14="http://schemas.microsoft.com/office/word/2010/wordprocessingDrawing" xmlns:wp="http://schemas.openxmlformats.org/drawingml/2006/wordprocessingDrawing" xmlns:w10="urn:schemas-microsoft-com:office:word" xmlns:w="http://schemas.openxmlformats.org/wordprocessingml/2006/main" xmlns:w14="http://schemas.microsoft.com/office/word/2010/wordml" xmlns:w15="http://schemas.microsoft.com/office/word/2012/wordml" xmlns:w16cex="http://schemas.microsoft.com/office/word/2018/wordml/cex" xmlns:w16cid="http://schemas.microsoft.com/office/word/2016/wordml/cid" xmlns:w16="http://schemas.microsoft.com/office/word/2018/wordml" xmlns:w16du="http://schemas.microsoft.com/office/word/2023/wordml/word16du" xmlns:w16sdtdh="http://schemas.microsoft.com/office/word/2020/wordml/sdtdatahash" xmlns:w16sdtfl="http://schemas.microsoft.com/office/word/2024/wordml/sdtformatlock" xmlns:w16se="http://schemas.microsoft.com/office/word/2015/wordml/symex" xmlns:wpg="http://schemas.microsoft.com/office/word/2010/wordprocessingGroup" xmlns:wpi="http://schemas.microsoft.com/office/word/2010/wordprocessingInk" xmlns:wne="http://schemas.microsoft.com/office/word/2006/wordml" xmlns:wps="http://schemas.microsoft.com/office/word/2010/wordprocessingShape" mc:Ignorable="w14 w15 w16se w16cid w16 w16cex w16sdtdh w16sdtfl w16du wp14">
-  <w:p>
+<w:hdr xmlns:o="urn:schemas-microsoft-com:office:office" xmlns:r="http://schemas.openxmlformats.org/officeDocument/2006/relationships" xmlns:v="urn:schemas-microsoft-com:vml" xmlns:w="http://schemas.openxmlformats.org/wordprocessingml/2006/main" xmlns:w10="urn:schemas-microsoft-com:office:word" xmlns:wp="http://schemas.openxmlformats.org/drawingml/2006/wordprocessingDrawing" xmlns:pic="http://schemas.openxmlformats.org/drawingml/2006/picture" xmlns:wps="http://schemas.microsoft.com/office/word/2010/wordprocessingShape" xmlns:wpg="http://schemas.microsoft.com/office/word/2010/wordprocessingGroup" xmlns:mc="http://schemas.openxmlformats.org/markup-compatibility/2006" xmlns:wp14="http://schemas.microsoft.com/office/word/2010/wordprocessingDrawing" xmlns:w14="http://schemas.microsoft.com/office/word/2010/wordml" xmlns:w15="http://schemas.microsoft.com/office/word/2012/wordml" mc:Ignorable="w14 wp14 w15">
+  <w:p xmlns:wp14="http://schemas.microsoft.com/office/word/2010/wordml" wp14:textId="77777777">
     <w:pPr>
       <w:pStyle w:val="Header"/>
+      <w:rPr/>
     </w:pPr>
+    <w:r>
+      <w:rPr/>
+    </w:r>
   </w:p>
-  <w:p>
+  <w:p xmlns:wp14="http://schemas.microsoft.com/office/word/2010/wordml" wp14:textId="77777777">
     <w:pPr>
       <w:pStyle w:val="Header"/>
       <w:pBdr>
-        <w:bottom w:val="single" w:sz="2" w:space="1" w:color="auto"/>
+        <w:bottom w:val="single" w:color="000000" w:sz="2" w:space="1"/>
+      </w:pBdr>
+      <w:rPr/>
+    </w:pPr>
+    <w:r>
+      <w:rPr/>
+    </w:r>
+  </w:p>
+</w:hdr>
+</file>
+
+<file path=word/header3.xml><?xml version="1.0" encoding="utf-8"?>
+<w:hdr xmlns:o="urn:schemas-microsoft-com:office:office" xmlns:r="http://schemas.openxmlformats.org/officeDocument/2006/relationships" xmlns:v="urn:schemas-microsoft-com:vml" xmlns:w="http://schemas.openxmlformats.org/wordprocessingml/2006/main" xmlns:w10="urn:schemas-microsoft-com:office:word" xmlns:wp="http://schemas.openxmlformats.org/drawingml/2006/wordprocessingDrawing" xmlns:pic="http://schemas.openxmlformats.org/drawingml/2006/picture" xmlns:wps="http://schemas.microsoft.com/office/word/2010/wordprocessingShape" xmlns:wpg="http://schemas.microsoft.com/office/word/2010/wordprocessingGroup" xmlns:mc="http://schemas.openxmlformats.org/markup-compatibility/2006" xmlns:wp14="http://schemas.microsoft.com/office/word/2010/wordprocessingDrawing" xmlns:w14="http://schemas.microsoft.com/office/word/2010/wordml" xmlns:w15="http://schemas.microsoft.com/office/word/2012/wordml" mc:Ignorable="w14 wp14 w15">
+  <w:p xmlns:wp14="http://schemas.microsoft.com/office/word/2010/wordml" wp14:textId="77777777">
+    <w:pPr>
+      <w:pStyle w:val="Header"/>
+      <w:rPr/>
+    </w:pPr>
+    <w:r>
+      <w:rPr/>
+    </w:r>
+  </w:p>
+  <w:p xmlns:wp14="http://schemas.microsoft.com/office/word/2010/wordml" wp14:textId="77777777">
+    <w:pPr>
+      <w:pStyle w:val="Header"/>
+      <w:pBdr>
+        <w:bottom w:val="single" w:color="000000" w:sz="2" w:space="1"/>
+      </w:pBdr>
+      <w:rPr/>
+    </w:pPr>
+    <w:r>
+      <w:rPr/>
+    </w:r>
+  </w:p>
+</w:hdr>
+</file>
+
+<file path=word/header4.xml><?xml version="1.0" encoding="utf-8"?>
+<w:hdr xmlns:o="urn:schemas-microsoft-com:office:office" xmlns:r="http://schemas.openxmlformats.org/officeDocument/2006/relationships" xmlns:v="urn:schemas-microsoft-com:vml" xmlns:w="http://schemas.openxmlformats.org/wordprocessingml/2006/main" xmlns:w10="urn:schemas-microsoft-com:office:word" xmlns:wp="http://schemas.openxmlformats.org/drawingml/2006/wordprocessingDrawing" xmlns:pic="http://schemas.openxmlformats.org/drawingml/2006/picture" xmlns:wps="http://schemas.microsoft.com/office/word/2010/wordprocessingShape" xmlns:wpg="http://schemas.microsoft.com/office/word/2010/wordprocessingGroup" xmlns:mc="http://schemas.openxmlformats.org/markup-compatibility/2006" xmlns:wp14="http://schemas.microsoft.com/office/word/2010/wordprocessingDrawing" xmlns:w14="http://schemas.microsoft.com/office/word/2010/wordml" xmlns:w15="http://schemas.microsoft.com/office/word/2012/wordml" mc:Ignorable="w14 wp14 w15">
+  <w:p xmlns:wp14="http://schemas.microsoft.com/office/word/2010/wordml" wp14:textId="77777777">
+    <w:pPr>
+      <w:pStyle w:val="Header"/>
+      <w:rPr/>
+    </w:pPr>
+    <w:r>
+      <w:rPr/>
+    </w:r>
+  </w:p>
+</w:hdr>
+</file>
+
+<file path=word/header5.xml><?xml version="1.0" encoding="utf-8"?>
+<w:hdr xmlns:o="urn:schemas-microsoft-com:office:office" xmlns:r="http://schemas.openxmlformats.org/officeDocument/2006/relationships" xmlns:v="urn:schemas-microsoft-com:vml" xmlns:w="http://schemas.openxmlformats.org/wordprocessingml/2006/main" xmlns:w10="urn:schemas-microsoft-com:office:word" xmlns:wp="http://schemas.openxmlformats.org/drawingml/2006/wordprocessingDrawing" xmlns:pic="http://schemas.openxmlformats.org/drawingml/2006/picture" xmlns:wps="http://schemas.microsoft.com/office/word/2010/wordprocessingShape" xmlns:wpg="http://schemas.microsoft.com/office/word/2010/wordprocessingGroup" xmlns:mc="http://schemas.openxmlformats.org/markup-compatibility/2006" xmlns:wp14="http://schemas.microsoft.com/office/word/2010/wordprocessingDrawing" xmlns:w14="http://schemas.microsoft.com/office/word/2010/wordml" xmlns:w15="http://schemas.microsoft.com/office/word/2012/wordml" mc:Ignorable="w14 wp14 w15">
+  <w:p xmlns:wp14="http://schemas.microsoft.com/office/word/2010/wordml" wp14:textId="77777777">
+    <w:pPr>
+      <w:pStyle w:val="Header"/>
+      <w:rPr/>
+    </w:pPr>
+    <w:r>
+      <w:rPr/>
+    </w:r>
+  </w:p>
+  <w:p xmlns:wp14="http://schemas.microsoft.com/office/word/2010/wordml" wp14:textId="77777777">
+    <w:pPr>
+      <w:pStyle w:val="Header"/>
+      <w:pBdr>
+        <w:bottom w:val="single" w:color="000000" w:sz="2" w:space="1"/>
       </w:pBdr>
       <w:tabs>
         <w:tab w:val="clear" w:pos="4513"/>
-        <w:tab w:val="center" w:pos="4536"/>
+        <w:tab w:val="center" w:leader="none" w:pos="4536"/>
       </w:tabs>
+      <w:rPr/>
     </w:pPr>
-    <w:fldSimple w:instr=" STYLEREF  &quot;Heading 1&quot; \n  \* MERGEFORMAT ">
-      <w:r>
-        <w:rPr>
-          <w:noProof/>
-        </w:rPr>
-        <w:t>5</w:t>
-      </w:r>
-    </w:fldSimple>
-    <w:r>
+    <w:r>
+      <w:rPr/>
+      <w:fldChar w:fldCharType="begin"/>
+    </w:r>
+    <w:r>
+      <w:rPr/>
+      <w:instrText xml:space="preserve"> STYLEREF "heading 1" \n </w:instrText>
+    </w:r>
+    <w:r>
+      <w:rPr/>
+      <w:fldChar w:fldCharType="separate"/>
+    </w:r>
+    <w:r>
+      <w:rPr/>
+      <w:t>B</w:t>
+    </w:r>
+    <w:r>
+      <w:rPr/>
+      <w:fldChar w:fldCharType="end"/>
+    </w:r>
+    <w:r>
+      <w:rPr/>
       <w:t xml:space="preserve">   </w:t>
     </w:r>
-    <w:fldSimple w:instr=" STYLEREF  &quot;Heading 1&quot;  \* MERGEFORMAT ">
-      <w:r>
-        <w:rPr>
-          <w:noProof/>
-        </w:rPr>
-        <w:t>Results and discussion</w:t>
-      </w:r>
-    </w:fldSimple>
+    <w:r>
+      <w:rPr/>
+      <w:fldChar w:fldCharType="begin"/>
+    </w:r>
+    <w:r>
+      <w:rPr/>
+      <w:instrText xml:space="preserve"> STYLEREF "heading 1" </w:instrText>
+    </w:r>
+    <w:r>
+      <w:rPr/>
+      <w:fldChar w:fldCharType="separate"/>
+    </w:r>
+    <w:r>
+      <w:rPr/>
+      <w:t>This is another appendix</w:t>
+    </w:r>
+    <w:r>
+      <w:rPr/>
+      <w:fldChar w:fldCharType="end"/>
+    </w:r>
+  </w:p>
+</w:hdr>
+</file>
+
+<file path=word/header6.xml><?xml version="1.0" encoding="utf-8"?>
+<w:hdr xmlns:o="urn:schemas-microsoft-com:office:office" xmlns:r="http://schemas.openxmlformats.org/officeDocument/2006/relationships" xmlns:v="urn:schemas-microsoft-com:vml" xmlns:w="http://schemas.openxmlformats.org/wordprocessingml/2006/main" xmlns:w10="urn:schemas-microsoft-com:office:word" xmlns:wp="http://schemas.openxmlformats.org/drawingml/2006/wordprocessingDrawing" xmlns:pic="http://schemas.openxmlformats.org/drawingml/2006/picture" xmlns:wps="http://schemas.microsoft.com/office/word/2010/wordprocessingShape" xmlns:wpg="http://schemas.microsoft.com/office/word/2010/wordprocessingGroup" xmlns:mc="http://schemas.openxmlformats.org/markup-compatibility/2006" xmlns:wp14="http://schemas.microsoft.com/office/word/2010/wordprocessingDrawing" xmlns:w14="http://schemas.microsoft.com/office/word/2010/wordml" xmlns:w15="http://schemas.microsoft.com/office/word/2012/wordml" mc:Ignorable="w14 wp14 w15">
+  <w:p xmlns:wp14="http://schemas.microsoft.com/office/word/2010/wordml" wp14:textId="77777777">
+    <w:pPr>
+      <w:pStyle w:val="Header"/>
+      <w:rPr/>
+    </w:pPr>
+    <w:r>
+      <w:rPr/>
+    </w:r>
+  </w:p>
+  <w:p xmlns:wp14="http://schemas.microsoft.com/office/word/2010/wordml" wp14:textId="77777777">
+    <w:pPr>
+      <w:pStyle w:val="Header"/>
+      <w:pBdr>
+        <w:bottom w:val="single" w:color="000000" w:sz="2" w:space="1"/>
+      </w:pBdr>
+      <w:tabs>
+        <w:tab w:val="clear" w:pos="4513"/>
+        <w:tab w:val="center" w:leader="none" w:pos="4536"/>
+      </w:tabs>
+      <w:rPr/>
+    </w:pPr>
+    <w:r>
+      <w:rPr/>
+      <w:fldChar w:fldCharType="begin"/>
+    </w:r>
+    <w:r>
+      <w:rPr/>
+      <w:instrText xml:space="preserve"> STYLEREF "heading 1" \n </w:instrText>
+    </w:r>
+    <w:r>
+      <w:rPr/>
+      <w:fldChar w:fldCharType="separate"/>
+    </w:r>
+    <w:r>
+      <w:rPr/>
+      <w:t>B</w:t>
+    </w:r>
+    <w:r>
+      <w:rPr/>
+      <w:fldChar w:fldCharType="end"/>
+    </w:r>
+    <w:r>
+      <w:rPr/>
+      <w:t xml:space="preserve">   </w:t>
+    </w:r>
+    <w:r>
+      <w:rPr/>
+      <w:fldChar w:fldCharType="begin"/>
+    </w:r>
+    <w:r>
+      <w:rPr/>
+      <w:instrText xml:space="preserve"> STYLEREF "heading 1" </w:instrText>
+    </w:r>
+    <w:r>
+      <w:rPr/>
+      <w:fldChar w:fldCharType="separate"/>
+    </w:r>
+    <w:r>
+      <w:rPr/>
+      <w:t>This is another appendix</w:t>
+    </w:r>
+    <w:r>
+      <w:rPr/>
+      <w:fldChar w:fldCharType="end"/>
+    </w:r>
   </w:p>
 </w:hdr>
 </file>
 
 <file path=word/numbering.xml><?xml version="1.0" encoding="utf-8"?>
-<w:numbering xmlns:aink="http://schemas.microsoft.com/office/drawing/2016/ink" xmlns:am3d="http://schemas.microsoft.com/office/drawing/2017/model3d" xmlns:cx="http://schemas.microsoft.com/office/drawing/2014/chartex" xmlns:cx1="http://schemas.microsoft.com/office/drawing/2015/9/8/chartex" xmlns:cx2="http://schemas.microsoft.com/office/drawing/2015/10/21/chartex" xmlns:cx3="http://schemas.microsoft.com/office/drawing/2016/5/9/chartex" xmlns:cx4="http://schemas.microsoft.com/office/drawing/2016/5/10/chartex" xmlns:cx5="http://schemas.microsoft.com/office/drawing/2016/5/11/chartex" xmlns:cx6="http://schemas.microsoft.com/office/drawing/2016/5/12/chartex" xmlns:cx7="http://schemas.microsoft.com/office/drawing/2016/5/13/chartex" xmlns:cx8="http://schemas.microsoft.com/office/drawing/2016/5/14/chartex" xmlns:m="http://schemas.openxmlformats.org/officeDocument/2006/math" xmlns:mc="http://schemas.openxmlformats.org/markup-compatibility/2006" xmlns:o="urn:schemas-microsoft-com:office:office" xmlns:oel="http://schemas.microsoft.com/office/2019/extlst" xmlns:r="http://schemas.openxmlformats.org/officeDocument/2006/relationships" xmlns:v="urn:schemas-microsoft-com:vml" xmlns:w="http://schemas.openxmlformats.org/wordprocessingml/2006/main" xmlns:w10="urn:schemas-microsoft-com:office:word" xmlns:w14="http://schemas.microsoft.com/office/word/2010/wordml" xmlns:w15="http://schemas.microsoft.com/office/word/2012/wordml" xmlns:w16="http://schemas.microsoft.com/office/word/2018/wordml" xmlns:w16cex="http://schemas.microsoft.com/office/word/2018/wordml/cex" xmlns:w16cid="http://schemas.microsoft.com/office/word/2016/wordml/cid" xmlns:w16du="http://schemas.microsoft.com/office/word/2023/wordml/word16du" xmlns:w16sdtdh="http://schemas.microsoft.com/office/word/2020/wordml/sdtdatahash" xmlns:w16sdtfl="http://schemas.microsoft.com/office/word/2024/wordml/sdtformatlock" xmlns:w16se="http://schemas.microsoft.com/office/word/2015/wordml/symex" xmlns:wne="http://schemas.microsoft.com/office/word/2006/wordml" xmlns:wp="http://schemas.openxmlformats.org/drawingml/2006/wordprocessingDrawing" xmlns:wp14="http://schemas.microsoft.com/office/word/2010/wordprocessingDrawing" xmlns:wpc="http://schemas.microsoft.com/office/word/2010/wordprocessingCanvas" xmlns:wpg="http://schemas.microsoft.com/office/word/2010/wordprocessingGroup" xmlns:wpi="http://schemas.microsoft.com/office/word/2010/wordprocessingInk" xmlns:wps="http://schemas.microsoft.com/office/word/2010/wordprocessingShape" mc:Ignorable="w14 w15 w16se w16cid w16 w16cex w16sdtdh w16sdtfl w16du wp14">
-  <w:abstractNum w15:restartNumberingAfterBreak="0" w:abstractNumId="0">
-    <w:nsid w:val="FFFFFF89"/>
-    <w:multiLevelType w:val="singleLevel"/>
-    <w:tmpl w:val="912CAAF4"/>
-    <w:lvl w:ilvl="0">
-      <w:start w:val="1"/>
-      <w:numFmt w:val="bullet"/>
-      <w:lvlText w:val=""/>
-      <w:lvlJc w:val="left"/>
-      <w:pPr>
-        <w:tabs>
-          <w:tab w:pos="360" w:val="num"/>
-        </w:tabs>
-        <w:ind w:hanging="360" w:left="360"/>
-      </w:pPr>
-      <w:rPr>
-        <w:rFonts w:ascii="Symbol" w:hAnsi="Symbol" w:hint="default"/>
-      </w:rPr>
-    </w:lvl>
-  </w:abstractNum>
-  <w:abstractNum w15:restartNumberingAfterBreak="0" w:abstractNumId="1">
-    <w:nsid w:val="10971C17"/>
-    <w:multiLevelType w:val="multilevel"/>
-    <w:tmpl w:val="0C090025"/>
+<w:numbering xmlns:mc="http://schemas.openxmlformats.org/markup-compatibility/2006" xmlns:o="urn:schemas-microsoft-com:office:office" xmlns:r="http://schemas.openxmlformats.org/officeDocument/2006/relationships" xmlns:v="urn:schemas-microsoft-com:vml" xmlns:w="http://schemas.openxmlformats.org/wordprocessingml/2006/main" xmlns:w14="http://schemas.microsoft.com/office/word/2010/wordml" mc:Ignorable="w14">
+  <w:abstractNum w:abstractNumId="1">
     <w:lvl w:ilvl="0">
       <w:start w:val="1"/>
       <w:numFmt w:val="decimal"/>
-      <w:pStyle w:val="Heading1"/>
       <w:lvlText w:val="%1"/>
-      <w:lvlJc w:val="left"/>
-      <w:pPr>
-        <w:ind w:hanging="432" w:left="432"/>
-      </w:pPr>
+      <w:lvlJc w:val="start"/>
+      <w:pPr>
+        <w:tabs>
+          <w:tab w:pos="0" w:val="num"/>
+        </w:tabs>
+        <w:ind w:hanging="432" w:start="432"/>
+      </w:pPr>
+      <w:rPr/>
     </w:lvl>
     <w:lvl w:ilvl="1">
       <w:start w:val="1"/>
       <w:numFmt w:val="decimal"/>
       <w:pStyle w:val="Heading2"/>
       <w:lvlText w:val="%1.%2"/>
-      <w:lvlJc w:val="left"/>
-      <w:pPr>
-        <w:ind w:hanging="576" w:left="576"/>
-      </w:pPr>
+      <w:lvlJc w:val="start"/>
+      <w:pPr>
+        <w:tabs>
+          <w:tab w:pos="0" w:val="num"/>
+        </w:tabs>
+        <w:ind w:hanging="576" w:start="576"/>
+      </w:pPr>
+      <w:rPr/>
     </w:lvl>
     <w:lvl w:ilvl="2">
       <w:start w:val="1"/>
       <w:numFmt w:val="decimal"/>
       <w:pStyle w:val="Heading3"/>
       <w:lvlText w:val="%1.%2.%3"/>
-      <w:lvlJc w:val="left"/>
-      <w:pPr>
-        <w:ind w:hanging="720" w:left="720"/>
-      </w:pPr>
+      <w:lvlJc w:val="start"/>
+      <w:pPr>
+        <w:tabs>
+          <w:tab w:pos="0" w:val="num"/>
+        </w:tabs>
+        <w:ind w:hanging="720" w:start="720"/>
+      </w:pPr>
+      <w:rPr/>
     </w:lvl>
     <w:lvl w:ilvl="3">
       <w:start w:val="1"/>
       <w:numFmt w:val="decimal"/>
       <w:pStyle w:val="Heading4"/>
       <w:lvlText w:val="%1.%2.%3.%4"/>
-      <w:lvlJc w:val="left"/>
-      <w:pPr>
-        <w:ind w:hanging="864" w:left="864"/>
-      </w:pPr>
+      <w:lvlJc w:val="start"/>
+      <w:pPr>
+        <w:tabs>
+          <w:tab w:pos="0" w:val="num"/>
+        </w:tabs>
+        <w:ind w:hanging="864" w:start="864"/>
+      </w:pPr>
+      <w:rPr/>
     </w:lvl>
     <w:lvl w:ilvl="4">
       <w:start w:val="1"/>
       <w:numFmt w:val="decimal"/>
       <w:pStyle w:val="Heading5"/>
       <w:lvlText w:val="%1.%2.%3.%4.%5"/>
-      <w:lvlJc w:val="left"/>
-      <w:pPr>
-        <w:ind w:hanging="1008" w:left="1008"/>
-      </w:pPr>
+      <w:lvlJc w:val="start"/>
+      <w:pPr>
+        <w:tabs>
+          <w:tab w:pos="0" w:val="num"/>
+        </w:tabs>
+        <w:ind w:hanging="1008" w:start="1008"/>
+      </w:pPr>
+      <w:rPr/>
     </w:lvl>
     <w:lvl w:ilvl="5">
       <w:start w:val="1"/>
       <w:numFmt w:val="decimal"/>
       <w:pStyle w:val="Heading6"/>
       <w:lvlText w:val="%1.%2.%3.%4.%5.%6"/>
-      <w:lvlJc w:val="left"/>
-      <w:pPr>
-        <w:ind w:hanging="1152" w:left="1152"/>
-      </w:pPr>
+      <w:lvlJc w:val="start"/>
+      <w:pPr>
+        <w:tabs>
+          <w:tab w:pos="0" w:val="num"/>
+        </w:tabs>
+        <w:ind w:hanging="1152" w:start="1152"/>
+      </w:pPr>
+      <w:rPr/>
     </w:lvl>
     <w:lvl w:ilvl="6">
       <w:start w:val="1"/>
       <w:numFmt w:val="decimal"/>
       <w:pStyle w:val="Heading7"/>
       <w:lvlText w:val="%1.%2.%3.%4.%5.%6.%7"/>
-      <w:lvlJc w:val="left"/>
-      <w:pPr>
-        <w:ind w:hanging="1296" w:left="1296"/>
-      </w:pPr>
+      <w:lvlJc w:val="start"/>
+      <w:pPr>
+        <w:tabs>
+          <w:tab w:pos="0" w:val="num"/>
+        </w:tabs>
+        <w:ind w:hanging="1296" w:start="1296"/>
+      </w:pPr>
+      <w:rPr/>
     </w:lvl>
     <w:lvl w:ilvl="7">
       <w:start w:val="1"/>
       <w:numFmt w:val="decimal"/>
       <w:pStyle w:val="Heading8"/>
       <w:lvlText w:val="%1.%2.%3.%4.%5.%6.%7.%8"/>
-      <w:lvlJc w:val="left"/>
-      <w:pPr>
-        <w:ind w:hanging="1440" w:left="1440"/>
-      </w:pPr>
+      <w:lvlJc w:val="start"/>
+      <w:pPr>
+        <w:tabs>
+          <w:tab w:pos="0" w:val="num"/>
+        </w:tabs>
+        <w:ind w:hanging="1440" w:start="1440"/>
+      </w:pPr>
+      <w:rPr/>
     </w:lvl>
     <w:lvl w:ilvl="8">
       <w:start w:val="1"/>
       <w:numFmt w:val="decimal"/>
       <w:pStyle w:val="Heading9"/>
       <w:lvlText w:val="%1.%2.%3.%4.%5.%6.%7.%8.%9"/>
-      <w:lvlJc w:val="left"/>
-      <w:pPr>
-        <w:ind w:hanging="1584" w:left="1584"/>
-      </w:pPr>
+      <w:lvlJc w:val="start"/>
+      <w:pPr>
+        <w:tabs>
+          <w:tab w:pos="0" w:val="num"/>
+        </w:tabs>
+        <w:ind w:hanging="1584" w:start="1584"/>
+      </w:pPr>
+      <w:rPr/>
     </w:lvl>
+    <w:nsid w:val="226b57c8"/>
   </w:abstractNum>
-  <w:abstractNum w15:restartNumberingAfterBreak="0" w:abstractNumId="2">
-    <w:nsid w:val="1E56103D"/>
-    <w:multiLevelType w:val="multilevel"/>
-    <w:tmpl w:val="0C090025"/>
-    <w:numStyleLink w:val="Style1"/>
-  </w:abstractNum>
-  <w:abstractNum w15:restartNumberingAfterBreak="0" w:abstractNumId="3">
-    <w:nsid w:val="35111032"/>
-    <w:multiLevelType w:val="multilevel"/>
-    <w:tmpl w:val="0C090025"/>
-    <w:numStyleLink w:val="Style1"/>
-  </w:abstractNum>
-  <w:abstractNum w15:restartNumberingAfterBreak="0" w:abstractNumId="4">
-    <w:nsid w:val="449C4B53"/>
-    <w:multiLevelType w:val="multilevel"/>
-    <w:tmpl w:val="0C090025"/>
-    <w:styleLink w:val="Style1"/>
+  <w:abstractNum w:abstractNumId="2">
     <w:lvl w:ilvl="0">
       <w:start w:val="1"/>
       <w:numFmt w:val="upperLetter"/>
       <w:lvlText w:val="%1"/>
-      <w:lvlJc w:val="left"/>
-      <w:pPr>
-        <w:ind w:hanging="432" w:left="432"/>
-      </w:pPr>
+      <w:lvlJc w:val="start"/>
+      <w:pPr>
+        <w:tabs>
+          <w:tab w:pos="0" w:val="num"/>
+        </w:tabs>
+        <w:ind w:hanging="432" w:start="432"/>
+      </w:pPr>
+      <w:rPr/>
     </w:lvl>
     <w:lvl w:ilvl="1">
       <w:start w:val="1"/>
       <w:numFmt w:val="decimal"/>
       <w:lvlText w:val="%1.%2"/>
-      <w:lvlJc w:val="left"/>
-      <w:pPr>
-        <w:ind w:hanging="576" w:left="576"/>
-      </w:pPr>
+      <w:lvlJc w:val="start"/>
+      <w:pPr>
+        <w:tabs>
+          <w:tab w:pos="0" w:val="num"/>
+        </w:tabs>
+        <w:ind w:hanging="576" w:start="576"/>
+      </w:pPr>
+      <w:rPr/>
     </w:lvl>
     <w:lvl w:ilvl="2">
       <w:start w:val="1"/>
       <w:numFmt w:val="decimal"/>
       <w:lvlText w:val="%1.%2.%3"/>
-      <w:lvlJc w:val="left"/>
-      <w:pPr>
-        <w:ind w:hanging="720" w:left="720"/>
-      </w:pPr>
+      <w:lvlJc w:val="start"/>
+      <w:pPr>
+        <w:tabs>
+          <w:tab w:pos="0" w:val="num"/>
+        </w:tabs>
+        <w:ind w:hanging="720" w:start="720"/>
+      </w:pPr>
+      <w:rPr/>
     </w:lvl>
     <w:lvl w:ilvl="3">
       <w:start w:val="1"/>
       <w:numFmt w:val="decimal"/>
       <w:lvlText w:val="%1.%2.%3.%4"/>
-      <w:lvlJc w:val="left"/>
-      <w:pPr>
-        <w:ind w:hanging="864" w:left="864"/>
-      </w:pPr>
+      <w:lvlJc w:val="start"/>
+      <w:pPr>
+        <w:tabs>
+          <w:tab w:pos="0" w:val="num"/>
+        </w:tabs>
+        <w:ind w:hanging="864" w:start="864"/>
+      </w:pPr>
+      <w:rPr/>
     </w:lvl>
     <w:lvl w:ilvl="4">
       <w:start w:val="1"/>
       <w:numFmt w:val="decimal"/>
       <w:lvlText w:val="%1.%2.%3.%4.%5"/>
-      <w:lvlJc w:val="left"/>
-      <w:pPr>
-        <w:ind w:hanging="1008" w:left="1008"/>
-      </w:pPr>
+      <w:lvlJc w:val="start"/>
+      <w:pPr>
+        <w:tabs>
+          <w:tab w:pos="0" w:val="num"/>
+        </w:tabs>
+        <w:ind w:hanging="1008" w:start="1008"/>
+      </w:pPr>
+      <w:rPr/>
     </w:lvl>
     <w:lvl w:ilvl="5">
       <w:start w:val="1"/>
       <w:numFmt w:val="decimal"/>
       <w:lvlText w:val="%1.%2.%3.%4.%5.%6"/>
-      <w:lvlJc w:val="left"/>
-      <w:pPr>
-        <w:ind w:hanging="1152" w:left="1152"/>
-      </w:pPr>
+      <w:lvlJc w:val="start"/>
+      <w:pPr>
+        <w:tabs>
+          <w:tab w:pos="0" w:val="num"/>
+        </w:tabs>
+        <w:ind w:hanging="1152" w:start="1152"/>
+      </w:pPr>
+      <w:rPr/>
     </w:lvl>
     <w:lvl w:ilvl="6">
       <w:start w:val="1"/>
       <w:numFmt w:val="decimal"/>
       <w:lvlText w:val="%1.%2.%3.%4.%5.%6.%7"/>
-      <w:lvlJc w:val="left"/>
-      <w:pPr>
-        <w:ind w:hanging="1296" w:left="1296"/>
-      </w:pPr>
+      <w:lvlJc w:val="start"/>
+      <w:pPr>
+        <w:tabs>
+          <w:tab w:pos="0" w:val="num"/>
+        </w:tabs>
+        <w:ind w:hanging="1296" w:start="1296"/>
+      </w:pPr>
+      <w:rPr/>
     </w:lvl>
     <w:lvl w:ilvl="7">
       <w:start w:val="1"/>
       <w:numFmt w:val="decimal"/>
       <w:lvlText w:val="%1.%2.%3.%4.%5.%6.%7.%8"/>
-      <w:lvlJc w:val="left"/>
-      <w:pPr>
-        <w:ind w:hanging="1440" w:left="1440"/>
-      </w:pPr>
+      <w:lvlJc w:val="start"/>
+      <w:pPr>
+        <w:tabs>
+          <w:tab w:pos="0" w:val="num"/>
+        </w:tabs>
+        <w:ind w:hanging="1440" w:start="1440"/>
+      </w:pPr>
+      <w:rPr/>
     </w:lvl>
     <w:lvl w:ilvl="8">
       <w:start w:val="1"/>
       <w:numFmt w:val="decimal"/>
       <w:lvlText w:val="%1.%2.%3.%4.%5.%6.%7.%8.%9"/>
-      <w:lvlJc w:val="left"/>
-      <w:pPr>
-        <w:ind w:hanging="1584" w:left="1584"/>
-      </w:pPr>
+      <w:lvlJc w:val="start"/>
+      <w:pPr>
+        <w:tabs>
+          <w:tab w:pos="0" w:val="num"/>
+        </w:tabs>
+        <w:ind w:hanging="1584" w:start="1584"/>
+      </w:pPr>
+      <w:rPr/>
     </w:lvl>
+    <w:nsid w:val="4fec917a"/>
   </w:abstractNum>
   <w:abstractNum w:abstractNumId="990">
     <w:nsid w:val="0000A990"/>
@@ -3468,20 +3834,11 @@
       </w:rPr>
     </w:lvl>
   </w:abstractNum>
-  <w:num w16cid:durableId="1904681859" w:numId="1">
+  <w:num w:numId="1">
     <w:abstractNumId w:val="1"/>
   </w:num>
-  <w:num w16cid:durableId="1781295967" w:numId="2">
-    <w:abstractNumId w:val="4"/>
-  </w:num>
-  <w:num w16cid:durableId="1487160926" w:numId="3">
-    <w:abstractNumId w:val="3"/>
-  </w:num>
-  <w:num w16cid:durableId="804587987" w:numId="4">
+  <w:num w:numId="2">
     <w:abstractNumId w:val="2"/>
-  </w:num>
-  <w:num w16cid:durableId="630861094" w:numId="5">
-    <w:abstractNumId w:val="0"/>
   </w:num>
   <w:num w:numId="1000">
     <w:abstractNumId w:val="990"/>
@@ -3505,11 +3862,11 @@
 </file>
 
 <file path=word/styles.xml><?xml version="1.0" encoding="utf-8"?>
-<w:styles xmlns:mc="http://schemas.openxmlformats.org/markup-compatibility/2006" xmlns:r="http://schemas.openxmlformats.org/officeDocument/2006/relationships" xmlns:w="http://schemas.openxmlformats.org/wordprocessingml/2006/main" xmlns:w14="http://schemas.microsoft.com/office/word/2010/wordml" xmlns:w15="http://schemas.microsoft.com/office/word/2012/wordml" xmlns:w16="http://schemas.microsoft.com/office/word/2018/wordml" xmlns:w16cex="http://schemas.microsoft.com/office/word/2018/wordml/cex" xmlns:w16cid="http://schemas.microsoft.com/office/word/2016/wordml/cid" xmlns:w16du="http://schemas.microsoft.com/office/word/2023/wordml/word16du" xmlns:w16sdtdh="http://schemas.microsoft.com/office/word/2020/wordml/sdtdatahash" xmlns:w16sdtfl="http://schemas.microsoft.com/office/word/2024/wordml/sdtformatlock" xmlns:w16se="http://schemas.microsoft.com/office/word/2015/wordml/symex" mc:Ignorable="w14 w15 w16se w16cid w16 w16cex w16sdtdh w16sdtfl w16du">
+<w:styles xmlns:mc="http://schemas.openxmlformats.org/markup-compatibility/2006" xmlns:w="http://schemas.openxmlformats.org/wordprocessingml/2006/main" xmlns:w14="http://schemas.microsoft.com/office/word/2010/wordml" xmlns:wp14="http://schemas.microsoft.com/office/word/2010/wordprocessingDrawing" mc:Ignorable="w14 wp14">
   <w:docDefaults>
     <w:rPrDefault>
       <w:rPr>
-        <w:rFonts w:asciiTheme="minorHAnsi" w:cstheme="minorBidi" w:eastAsiaTheme="minorHAnsi" w:hAnsiTheme="minorHAnsi"/>
+        <w:rFonts w:ascii="Aptos" w:asciiTheme="minorHAnsi" w:cs="" w:cstheme="minorBidi" w:eastAsia="Aptos" w:eastAsiaTheme="minorHAnsi" w:hAnsi="Aptos" w:hAnsiTheme="minorHAnsi"/>
         <w:kern w:val="2"/>
         <w:sz w:val="22"/>
         <w:szCs w:val="22"/>
@@ -3519,8 +3876,7 @@
     </w:rPrDefault>
     <w:pPrDefault>
       <w:pPr>
-        <w:spacing w:after="160" w:line="259" w:lineRule="auto"/>
-        <w:jc w:val="both"/>
+        <w:suppressAutoHyphens w:val="true"/>
       </w:pPr>
     </w:pPrDefault>
   </w:docDefaults>
@@ -3905,9 +4261,21 @@
   <w:style w:default="1" w:styleId="Normal" w:type="paragraph">
     <w:name w:val="Normal"/>
     <w:qFormat/>
-    <w:rsid w:val="002127D5"/>
-    <w:rPr>
-      <w:rFonts w:ascii="Proxima Nova Medium" w:hAnsi="Proxima Nova Medium"/>
+    <w:rsid w:val="002127d5"/>
+    <w:pPr>
+      <w:widowControl/>
+      <w:bidi w:val="0"/>
+      <w:spacing w:after="160" w:before="0" w:line="259" w:lineRule="auto"/>
+      <w:jc w:val="both"/>
+    </w:pPr>
+    <w:rPr>
+      <w:rFonts w:ascii="Proxima Nova Medium" w:cs="" w:cstheme="minorBidi" w:eastAsia="Aptos" w:eastAsiaTheme="minorHAnsi" w:hAnsi="Proxima Nova Medium"/>
+      <w:color w:val="auto"/>
+      <w:kern w:val="2"/>
+      <w:sz w:val="22"/>
+      <w:szCs w:val="22"/>
+      <w:lang w:bidi="ar-SA" w:eastAsia="en-US" w:val="en-AU"/>
+      <w14:ligatures w14:val="standardContextual"/>
     </w:rPr>
   </w:style>
   <w:style w:styleId="Heading1" w:type="paragraph">
@@ -3917,18 +4285,15 @@
     <w:link w:val="Heading1Char"/>
     <w:uiPriority w:val="9"/>
     <w:qFormat/>
-    <w:rsid w:val="00F351C2"/>
+    <w:rsid w:val="00f351c2"/>
     <w:pPr>
-      <w:keepNext/>
+      <w:keepNext w:val="true"/>
       <w:keepLines/>
-      <w:numPr>
-        <w:numId w:val="1"/>
-      </w:numPr>
       <w:spacing w:after="80" w:before="360"/>
       <w:outlineLvl w:val="0"/>
     </w:pPr>
     <w:rPr>
-      <w:rFonts w:cstheme="majorBidi" w:eastAsiaTheme="majorEastAsia"/>
+      <w:rFonts w:cs="" w:cstheme="majorBidi" w:eastAsia="" w:eastAsiaTheme="majorEastAsia"/>
       <w:b/>
       <w:sz w:val="40"/>
       <w:szCs w:val="40"/>
@@ -3942,9 +4307,9 @@
     <w:uiPriority w:val="9"/>
     <w:unhideWhenUsed/>
     <w:qFormat/>
-    <w:rsid w:val="00F351C2"/>
+    <w:rsid w:val="00f351c2"/>
     <w:pPr>
-      <w:keepNext/>
+      <w:keepNext w:val="true"/>
       <w:keepLines/>
       <w:numPr>
         <w:ilvl w:val="1"/>
@@ -3954,7 +4319,7 @@
       <w:outlineLvl w:val="1"/>
     </w:pPr>
     <w:rPr>
-      <w:rFonts w:cstheme="majorBidi" w:eastAsiaTheme="majorEastAsia"/>
+      <w:rFonts w:cs="" w:cstheme="majorBidi" w:eastAsia="" w:eastAsiaTheme="majorEastAsia"/>
       <w:b/>
       <w:sz w:val="32"/>
       <w:szCs w:val="32"/>
@@ -3968,9 +4333,9 @@
     <w:uiPriority w:val="9"/>
     <w:unhideWhenUsed/>
     <w:qFormat/>
-    <w:rsid w:val="0074022A"/>
+    <w:rsid w:val="0074022a"/>
     <w:pPr>
-      <w:keepNext/>
+      <w:keepNext w:val="true"/>
       <w:keepLines/>
       <w:numPr>
         <w:ilvl w:val="2"/>
@@ -3980,7 +4345,7 @@
       <w:outlineLvl w:val="2"/>
     </w:pPr>
     <w:rPr>
-      <w:rFonts w:cstheme="majorBidi" w:eastAsiaTheme="majorEastAsia"/>
+      <w:rFonts w:cs="" w:cstheme="majorBidi" w:eastAsia="" w:eastAsiaTheme="majorEastAsia"/>
       <w:sz w:val="28"/>
       <w:szCs w:val="28"/>
     </w:rPr>
@@ -3994,9 +4359,9 @@
     <w:semiHidden/>
     <w:unhideWhenUsed/>
     <w:qFormat/>
-    <w:rsid w:val="00A1493A"/>
+    <w:rsid w:val="00a1493a"/>
     <w:pPr>
-      <w:keepNext/>
+      <w:keepNext w:val="true"/>
       <w:keepLines/>
       <w:numPr>
         <w:ilvl w:val="3"/>
@@ -4006,7 +4371,7 @@
       <w:outlineLvl w:val="3"/>
     </w:pPr>
     <w:rPr>
-      <w:rFonts w:cstheme="majorBidi" w:eastAsiaTheme="majorEastAsia"/>
+      <w:rFonts w:cs="" w:cstheme="majorBidi" w:eastAsia="" w:eastAsiaTheme="majorEastAsia"/>
       <w:iCs/>
     </w:rPr>
   </w:style>
@@ -4019,9 +4384,9 @@
     <w:semiHidden/>
     <w:unhideWhenUsed/>
     <w:qFormat/>
-    <w:rsid w:val="006A7E05"/>
+    <w:rsid w:val="006a7e05"/>
     <w:pPr>
-      <w:keepNext/>
+      <w:keepNext w:val="true"/>
       <w:keepLines/>
       <w:numPr>
         <w:ilvl w:val="4"/>
@@ -4031,8 +4396,8 @@
       <w:outlineLvl w:val="4"/>
     </w:pPr>
     <w:rPr>
-      <w:rFonts w:cstheme="majorBidi" w:eastAsiaTheme="majorEastAsia"/>
-      <w:color w:themeColor="accent1" w:themeShade="BF" w:val="0F4761"/>
+      <w:rFonts w:cs="" w:cstheme="majorBidi" w:eastAsia="" w:eastAsiaTheme="majorEastAsia"/>
+      <w:color w:themeColor="accent1" w:themeShade="bf" w:val="0F4761"/>
     </w:rPr>
   </w:style>
   <w:style w:styleId="Heading6" w:type="paragraph">
@@ -4044,9 +4409,9 @@
     <w:semiHidden/>
     <w:unhideWhenUsed/>
     <w:qFormat/>
-    <w:rsid w:val="006A7E05"/>
+    <w:rsid w:val="006a7e05"/>
     <w:pPr>
-      <w:keepNext/>
+      <w:keepNext w:val="true"/>
       <w:keepLines/>
       <w:numPr>
         <w:ilvl w:val="5"/>
@@ -4056,10 +4421,10 @@
       <w:outlineLvl w:val="5"/>
     </w:pPr>
     <w:rPr>
-      <w:rFonts w:cstheme="majorBidi" w:eastAsiaTheme="majorEastAsia"/>
+      <w:rFonts w:cs="" w:cstheme="majorBidi" w:eastAsia="" w:eastAsiaTheme="majorEastAsia"/>
       <w:i/>
       <w:iCs/>
-      <w:color w:themeColor="text1" w:themeTint="A6" w:val="595959"/>
+      <w:color w:themeColor="text1" w:themeTint="a6" w:val="595959"/>
     </w:rPr>
   </w:style>
   <w:style w:styleId="Heading7" w:type="paragraph">
@@ -4071,9 +4436,9 @@
     <w:semiHidden/>
     <w:unhideWhenUsed/>
     <w:qFormat/>
-    <w:rsid w:val="006A7E05"/>
+    <w:rsid w:val="006a7e05"/>
     <w:pPr>
-      <w:keepNext/>
+      <w:keepNext w:val="true"/>
       <w:keepLines/>
       <w:numPr>
         <w:ilvl w:val="6"/>
@@ -4083,8 +4448,8 @@
       <w:outlineLvl w:val="6"/>
     </w:pPr>
     <w:rPr>
-      <w:rFonts w:cstheme="majorBidi" w:eastAsiaTheme="majorEastAsia"/>
-      <w:color w:themeColor="text1" w:themeTint="A6" w:val="595959"/>
+      <w:rFonts w:cs="" w:cstheme="majorBidi" w:eastAsia="" w:eastAsiaTheme="majorEastAsia"/>
+      <w:color w:themeColor="text1" w:themeTint="a6" w:val="595959"/>
     </w:rPr>
   </w:style>
   <w:style w:styleId="Heading8" w:type="paragraph">
@@ -4096,22 +4461,22 @@
     <w:semiHidden/>
     <w:unhideWhenUsed/>
     <w:qFormat/>
-    <w:rsid w:val="006A7E05"/>
+    <w:rsid w:val="006a7e05"/>
     <w:pPr>
-      <w:keepNext/>
+      <w:keepNext w:val="true"/>
       <w:keepLines/>
       <w:numPr>
         <w:ilvl w:val="7"/>
         <w:numId w:val="1"/>
       </w:numPr>
-      <w:spacing w:after="0"/>
+      <w:spacing w:after="0" w:before="0"/>
       <w:outlineLvl w:val="7"/>
     </w:pPr>
     <w:rPr>
-      <w:rFonts w:cstheme="majorBidi" w:eastAsiaTheme="majorEastAsia"/>
+      <w:rFonts w:cs="" w:cstheme="majorBidi" w:eastAsia="" w:eastAsiaTheme="majorEastAsia"/>
       <w:i/>
       <w:iCs/>
-      <w:color w:themeColor="text1" w:themeTint="D8" w:val="272727"/>
+      <w:color w:themeColor="text1" w:themeTint="d8" w:val="272727"/>
     </w:rPr>
   </w:style>
   <w:style w:styleId="Heading9" w:type="paragraph">
@@ -4123,20 +4488,20 @@
     <w:semiHidden/>
     <w:unhideWhenUsed/>
     <w:qFormat/>
-    <w:rsid w:val="006A7E05"/>
+    <w:rsid w:val="006a7e05"/>
     <w:pPr>
-      <w:keepNext/>
+      <w:keepNext w:val="true"/>
       <w:keepLines/>
       <w:numPr>
         <w:ilvl w:val="8"/>
         <w:numId w:val="1"/>
       </w:numPr>
-      <w:spacing w:after="0"/>
+      <w:spacing w:after="0" w:before="0"/>
       <w:outlineLvl w:val="8"/>
     </w:pPr>
     <w:rPr>
-      <w:rFonts w:cstheme="majorBidi" w:eastAsiaTheme="majorEastAsia"/>
-      <w:color w:themeColor="text1" w:themeTint="D8" w:val="272727"/>
+      <w:rFonts w:cs="" w:cstheme="majorBidi" w:eastAsia="" w:eastAsiaTheme="majorEastAsia"/>
+      <w:color w:themeColor="text1" w:themeTint="d8" w:val="272727"/>
     </w:rPr>
   </w:style>
   <w:style w:default="1" w:styleId="DefaultParagraphFont" w:type="character">
@@ -4144,6 +4509,669 @@
     <w:uiPriority w:val="1"/>
     <w:semiHidden/>
     <w:unhideWhenUsed/>
+    <w:qFormat/>
+    <w:rPr/>
+  </w:style>
+  <w:style w:customStyle="1" w:styleId="Heading1Char" w:type="character">
+    <w:name w:val="Heading 1 Char"/>
+    <w:basedOn w:val="DefaultParagraphFont"/>
+    <w:link w:val="Heading1"/>
+    <w:uiPriority w:val="9"/>
+    <w:qFormat/>
+    <w:rsid w:val="00f351c2"/>
+    <w:rPr>
+      <w:rFonts w:ascii="Proxima Nova Medium" w:cs="" w:cstheme="majorBidi" w:eastAsia="" w:eastAsiaTheme="majorEastAsia" w:hAnsi="Proxima Nova Medium"/>
+      <w:b/>
+      <w:sz w:val="40"/>
+      <w:szCs w:val="40"/>
+    </w:rPr>
+  </w:style>
+  <w:style w:customStyle="1" w:styleId="Heading2Char" w:type="character">
+    <w:name w:val="Heading 2 Char"/>
+    <w:basedOn w:val="DefaultParagraphFont"/>
+    <w:link w:val="Heading2"/>
+    <w:uiPriority w:val="9"/>
+    <w:qFormat/>
+    <w:rsid w:val="00f351c2"/>
+    <w:rPr>
+      <w:rFonts w:ascii="Proxima Nova Medium" w:cs="" w:cstheme="majorBidi" w:eastAsia="" w:eastAsiaTheme="majorEastAsia" w:hAnsi="Proxima Nova Medium"/>
+      <w:b/>
+      <w:sz w:val="32"/>
+      <w:szCs w:val="32"/>
+    </w:rPr>
+  </w:style>
+  <w:style w:customStyle="1" w:styleId="Heading3Char" w:type="character">
+    <w:name w:val="Heading 3 Char"/>
+    <w:basedOn w:val="DefaultParagraphFont"/>
+    <w:link w:val="Heading3"/>
+    <w:uiPriority w:val="9"/>
+    <w:qFormat/>
+    <w:rsid w:val="0074022a"/>
+    <w:rPr>
+      <w:rFonts w:ascii="Proxima Nova Medium" w:cs="" w:cstheme="majorBidi" w:eastAsia="" w:eastAsiaTheme="majorEastAsia" w:hAnsi="Proxima Nova Medium"/>
+      <w:sz w:val="28"/>
+      <w:szCs w:val="28"/>
+    </w:rPr>
+  </w:style>
+  <w:style w:customStyle="1" w:styleId="Heading4Char" w:type="character">
+    <w:name w:val="Heading 4 Char"/>
+    <w:basedOn w:val="DefaultParagraphFont"/>
+    <w:link w:val="Heading4"/>
+    <w:uiPriority w:val="9"/>
+    <w:semiHidden/>
+    <w:qFormat/>
+    <w:rsid w:val="00a1493a"/>
+    <w:rPr>
+      <w:rFonts w:ascii="Proxima Nova Medium" w:cs="" w:cstheme="majorBidi" w:eastAsia="" w:eastAsiaTheme="majorEastAsia" w:hAnsi="Proxima Nova Medium"/>
+      <w:iCs/>
+    </w:rPr>
+  </w:style>
+  <w:style w:customStyle="1" w:styleId="Heading5Char" w:type="character">
+    <w:name w:val="Heading 5 Char"/>
+    <w:basedOn w:val="DefaultParagraphFont"/>
+    <w:link w:val="Heading5"/>
+    <w:uiPriority w:val="9"/>
+    <w:semiHidden/>
+    <w:qFormat/>
+    <w:rsid w:val="006a7e05"/>
+    <w:rPr>
+      <w:rFonts w:cs="" w:cstheme="majorBidi" w:eastAsia="" w:eastAsiaTheme="majorEastAsia"/>
+      <w:color w:themeColor="accent1" w:themeShade="bf" w:val="0F4761"/>
+    </w:rPr>
+  </w:style>
+  <w:style w:customStyle="1" w:styleId="Heading6Char" w:type="character">
+    <w:name w:val="Heading 6 Char"/>
+    <w:basedOn w:val="DefaultParagraphFont"/>
+    <w:link w:val="Heading6"/>
+    <w:uiPriority w:val="9"/>
+    <w:semiHidden/>
+    <w:qFormat/>
+    <w:rsid w:val="006a7e05"/>
+    <w:rPr>
+      <w:rFonts w:cs="" w:cstheme="majorBidi" w:eastAsia="" w:eastAsiaTheme="majorEastAsia"/>
+      <w:i/>
+      <w:iCs/>
+      <w:color w:themeColor="text1" w:themeTint="a6" w:val="595959"/>
+    </w:rPr>
+  </w:style>
+  <w:style w:customStyle="1" w:styleId="Heading7Char" w:type="character">
+    <w:name w:val="Heading 7 Char"/>
+    <w:basedOn w:val="DefaultParagraphFont"/>
+    <w:link w:val="Heading7"/>
+    <w:uiPriority w:val="9"/>
+    <w:semiHidden/>
+    <w:qFormat/>
+    <w:rsid w:val="006a7e05"/>
+    <w:rPr>
+      <w:rFonts w:cs="" w:cstheme="majorBidi" w:eastAsia="" w:eastAsiaTheme="majorEastAsia"/>
+      <w:color w:themeColor="text1" w:themeTint="a6" w:val="595959"/>
+    </w:rPr>
+  </w:style>
+  <w:style w:customStyle="1" w:styleId="Heading8Char" w:type="character">
+    <w:name w:val="Heading 8 Char"/>
+    <w:basedOn w:val="DefaultParagraphFont"/>
+    <w:link w:val="Heading8"/>
+    <w:uiPriority w:val="9"/>
+    <w:semiHidden/>
+    <w:qFormat/>
+    <w:rsid w:val="006a7e05"/>
+    <w:rPr>
+      <w:rFonts w:cs="" w:cstheme="majorBidi" w:eastAsia="" w:eastAsiaTheme="majorEastAsia"/>
+      <w:i/>
+      <w:iCs/>
+      <w:color w:themeColor="text1" w:themeTint="d8" w:val="272727"/>
+    </w:rPr>
+  </w:style>
+  <w:style w:customStyle="1" w:styleId="Heading9Char" w:type="character">
+    <w:name w:val="Heading 9 Char"/>
+    <w:basedOn w:val="DefaultParagraphFont"/>
+    <w:link w:val="Heading9"/>
+    <w:uiPriority w:val="9"/>
+    <w:semiHidden/>
+    <w:qFormat/>
+    <w:rsid w:val="006a7e05"/>
+    <w:rPr>
+      <w:rFonts w:cs="" w:cstheme="majorBidi" w:eastAsia="" w:eastAsiaTheme="majorEastAsia"/>
+      <w:color w:themeColor="text1" w:themeTint="d8" w:val="272727"/>
+    </w:rPr>
+  </w:style>
+  <w:style w:customStyle="1" w:styleId="TitleChar" w:type="character">
+    <w:name w:val="Title Char"/>
+    <w:basedOn w:val="DefaultParagraphFont"/>
+    <w:link w:val="Title"/>
+    <w:uiPriority w:val="10"/>
+    <w:qFormat/>
+    <w:rsid w:val="00a1493a"/>
+    <w:rPr>
+      <w:rFonts w:ascii="Proxima Nova Medium" w:cs="" w:cstheme="majorBidi" w:eastAsia="" w:eastAsiaTheme="majorEastAsia" w:hAnsi="Proxima Nova Medium"/>
+      <w:b/>
+      <w:color w:val="00808B"/>
+      <w:spacing w:val="-10"/>
+      <w:kern w:val="2"/>
+      <w:sz w:val="48"/>
+      <w:szCs w:val="56"/>
+    </w:rPr>
+  </w:style>
+  <w:style w:customStyle="1" w:styleId="SubtitleChar" w:type="character">
+    <w:name w:val="Subtitle Char"/>
+    <w:basedOn w:val="DefaultParagraphFont"/>
+    <w:link w:val="Subtitle"/>
+    <w:uiPriority w:val="11"/>
+    <w:qFormat/>
+    <w:rsid w:val="00a1493a"/>
+    <w:rPr>
+      <w:rFonts w:ascii="Proxima Nova Medium" w:cs="" w:cstheme="majorBidi" w:eastAsia="" w:eastAsiaTheme="majorEastAsia" w:hAnsi="Proxima Nova Medium"/>
+      <w:spacing w:val="15"/>
+      <w:sz w:val="28"/>
+      <w:szCs w:val="28"/>
+    </w:rPr>
+  </w:style>
+  <w:style w:customStyle="1" w:styleId="QuoteChar" w:type="character">
+    <w:name w:val="Quote Char"/>
+    <w:basedOn w:val="DefaultParagraphFont"/>
+    <w:link w:val="Quote"/>
+    <w:uiPriority w:val="29"/>
+    <w:qFormat/>
+    <w:rsid w:val="002127d5"/>
+    <w:rPr>
+      <w:rFonts w:ascii="Proxima Nova Medium" w:hAnsi="Proxima Nova Medium"/>
+      <w:i/>
+      <w:iCs/>
+    </w:rPr>
+  </w:style>
+  <w:style w:styleId="IntenseEmphasis" w:type="character">
+    <w:name w:val="Intense Emphasis"/>
+    <w:basedOn w:val="DefaultParagraphFont"/>
+    <w:uiPriority w:val="21"/>
+    <w:qFormat/>
+    <w:rsid w:val="002127d5"/>
+    <w:rPr>
+      <w:i/>
+      <w:iCs/>
+      <w:color w:val="00808B"/>
+    </w:rPr>
+  </w:style>
+  <w:style w:customStyle="1" w:styleId="IntenseQuoteChar" w:type="character">
+    <w:name w:val="Intense Quote Char"/>
+    <w:basedOn w:val="DefaultParagraphFont"/>
+    <w:link w:val="IntenseQuote"/>
+    <w:uiPriority w:val="30"/>
+    <w:qFormat/>
+    <w:rsid w:val="002127d5"/>
+    <w:rPr>
+      <w:rFonts w:ascii="Proxima Nova Medium" w:hAnsi="Proxima Nova Medium"/>
+      <w:i/>
+      <w:iCs/>
+      <w:color w:val="00808B"/>
+    </w:rPr>
+  </w:style>
+  <w:style w:styleId="IntenseReference" w:type="character">
+    <w:name w:val="Intense Reference"/>
+    <w:basedOn w:val="DefaultParagraphFont"/>
+    <w:uiPriority w:val="32"/>
+    <w:qFormat/>
+    <w:rsid w:val="002127d5"/>
+    <w:rPr>
+      <w:b/>
+      <w:bCs/>
+      <w:smallCaps/>
+      <w:color w:val="00808B"/>
+      <w:spacing w:val="5"/>
+    </w:rPr>
+  </w:style>
+  <w:style w:styleId="Hyperlink" w:type="character">
+    <w:name w:val="Hyperlink"/>
+    <w:basedOn w:val="DefaultParagraphFont"/>
+    <w:uiPriority w:val="99"/>
+    <w:unhideWhenUsed/>
+    <w:rsid w:val="00a55c2e"/>
+    <w:rPr>
+      <w:color w:themeColor="hyperlink" w:val="467886"/>
+      <w:u w:val="single"/>
+    </w:rPr>
+  </w:style>
+  <w:style w:styleId="UnresolvedMention" w:type="character">
+    <w:name w:val="Unresolved Mention"/>
+    <w:basedOn w:val="DefaultParagraphFont"/>
+    <w:uiPriority w:val="99"/>
+    <w:semiHidden/>
+    <w:unhideWhenUsed/>
+    <w:qFormat/>
+    <w:rsid w:val="00a55c2e"/>
+    <w:rPr>
+      <w:color w:val="605E5C"/>
+      <w:shd w:fill="E1DFDD" w:val="clear"/>
+    </w:rPr>
+  </w:style>
+  <w:style w:customStyle="1" w:styleId="HeaderChar" w:type="character">
+    <w:name w:val="Header Char"/>
+    <w:basedOn w:val="DefaultParagraphFont"/>
+    <w:link w:val="Header"/>
+    <w:uiPriority w:val="99"/>
+    <w:qFormat/>
+    <w:rsid w:val="00a471d4"/>
+    <w:rPr>
+      <w:rFonts w:ascii="Proxima Nova Medium" w:hAnsi="Proxima Nova Medium"/>
+    </w:rPr>
+  </w:style>
+  <w:style w:customStyle="1" w:styleId="FooterChar" w:type="character">
+    <w:name w:val="Footer Char"/>
+    <w:basedOn w:val="DefaultParagraphFont"/>
+    <w:link w:val="Footer"/>
+    <w:uiPriority w:val="99"/>
+    <w:qFormat/>
+    <w:rsid w:val="00a471d4"/>
+    <w:rPr>
+      <w:rFonts w:ascii="Proxima Nova Medium" w:hAnsi="Proxima Nova Medium"/>
+    </w:rPr>
+  </w:style>
+  <w:style w:styleId="SubtleEmphasis" w:type="character">
+    <w:name w:val="Subtle Emphasis"/>
+    <w:basedOn w:val="DefaultParagraphFont"/>
+    <w:uiPriority w:val="19"/>
+    <w:qFormat/>
+    <w:rsid w:val="00a1493a"/>
+    <w:rPr>
+      <w:i/>
+      <w:iCs/>
+      <w:color w:val="auto"/>
+    </w:rPr>
+  </w:style>
+  <w:style w:styleId="Strong" w:type="character">
+    <w:name w:val="Strong"/>
+    <w:basedOn w:val="DefaultParagraphFont"/>
+    <w:uiPriority w:val="22"/>
+    <w:qFormat/>
+    <w:rsid w:val="002127d5"/>
+    <w:rPr>
+      <w:b/>
+      <w:bCs/>
+    </w:rPr>
+  </w:style>
+  <w:style w:styleId="SubtleReference" w:type="character">
+    <w:name w:val="Subtle Reference"/>
+    <w:basedOn w:val="DefaultParagraphFont"/>
+    <w:uiPriority w:val="31"/>
+    <w:qFormat/>
+    <w:rsid w:val="002127d5"/>
+    <w:rPr>
+      <w:smallCaps/>
+      <w:color w:themeColor="text1" w:val="000000"/>
+    </w:rPr>
+  </w:style>
+  <w:style w:styleId="BookTitle" w:type="character">
+    <w:name w:val="Book Title"/>
+    <w:basedOn w:val="DefaultParagraphFont"/>
+    <w:uiPriority w:val="33"/>
+    <w:qFormat/>
+    <w:rsid w:val="002127d5"/>
+    <w:rPr>
+      <w:b/>
+      <w:bCs/>
+      <w:i/>
+      <w:iCs/>
+      <w:spacing w:val="5"/>
+    </w:rPr>
+  </w:style>
+  <w:style w:styleId="IndexLink" w:type="character">
+    <w:name w:val="Index Link"/>
+    <w:qFormat/>
+    <w:rPr/>
+  </w:style>
+  <w:style w:styleId="Heading" w:type="paragraph">
+    <w:name w:val="Heading"/>
+    <w:basedOn w:val="Normal"/>
+    <w:next w:val="BodyText"/>
+    <w:qFormat/>
+    <w:pPr>
+      <w:keepNext w:val="true"/>
+      <w:spacing w:after="120" w:before="240"/>
+    </w:pPr>
+    <w:rPr>
+      <w:rFonts w:ascii="Liberation Sans" w:cs="Arial Unicode MS" w:eastAsia="Arial Unicode MS" w:hAnsi="Liberation Sans"/>
+      <w:sz w:val="28"/>
+      <w:szCs w:val="28"/>
+    </w:rPr>
+  </w:style>
+  <w:style w:styleId="BodyText" w:type="paragraph">
+    <w:name w:val="Body Text"/>
+    <w:basedOn w:val="Normal"/>
+    <w:pPr>
+      <w:spacing w:after="140" w:before="0" w:line="276" w:lineRule="auto"/>
+    </w:pPr>
+    <w:rPr/>
+  </w:style>
+  <w:style w:styleId="List" w:type="paragraph">
+    <w:name w:val="List"/>
+    <w:basedOn w:val="BodyText"/>
+    <w:pPr/>
+    <w:rPr>
+      <w:rFonts w:cs="Arial Unicode MS"/>
+    </w:rPr>
+  </w:style>
+  <w:style w:styleId="Caption" w:type="paragraph">
+    <w:name w:val="caption"/>
+    <w:basedOn w:val="Normal"/>
+    <w:next w:val="Normal"/>
+    <w:uiPriority w:val="35"/>
+    <w:unhideWhenUsed/>
+    <w:qFormat/>
+    <w:rsid w:val="002127d5"/>
+    <w:pPr>
+      <w:spacing w:after="200" w:before="0" w:line="240" w:lineRule="auto"/>
+    </w:pPr>
+    <w:rPr>
+      <w:i/>
+      <w:iCs/>
+      <w:color w:themeColor="text1" w:val="000000"/>
+      <w:sz w:val="18"/>
+      <w:szCs w:val="18"/>
+    </w:rPr>
+  </w:style>
+  <w:style w:styleId="Index" w:type="paragraph">
+    <w:name w:val="Index"/>
+    <w:basedOn w:val="Normal"/>
+    <w:qFormat/>
+    <w:pPr>
+      <w:suppressLineNumbers/>
+    </w:pPr>
+    <w:rPr>
+      <w:rFonts w:cs="Arial Unicode MS"/>
+    </w:rPr>
+  </w:style>
+  <w:style w:styleId="Title" w:type="paragraph">
+    <w:name w:val="Title"/>
+    <w:basedOn w:val="Normal"/>
+    <w:next w:val="Normal"/>
+    <w:link w:val="TitleChar"/>
+    <w:uiPriority w:val="10"/>
+    <w:qFormat/>
+    <w:rsid w:val="00a1493a"/>
+    <w:pPr>
+      <w:spacing w:after="80" w:before="0" w:line="240" w:lineRule="auto"/>
+      <w:contextualSpacing/>
+    </w:pPr>
+    <w:rPr>
+      <w:rFonts w:cs="" w:cstheme="majorBidi" w:eastAsia="" w:eastAsiaTheme="majorEastAsia"/>
+      <w:b/>
+      <w:color w:val="00808B"/>
+      <w:spacing w:val="-10"/>
+      <w:kern w:val="2"/>
+      <w:sz w:val="48"/>
+      <w:szCs w:val="56"/>
+    </w:rPr>
+  </w:style>
+  <w:style w:styleId="Subtitle" w:type="paragraph">
+    <w:name w:val="Subtitle"/>
+    <w:basedOn w:val="Normal"/>
+    <w:next w:val="Normal"/>
+    <w:link w:val="SubtitleChar"/>
+    <w:uiPriority w:val="11"/>
+    <w:qFormat/>
+    <w:rsid w:val="00a1493a"/>
+    <w:pPr/>
+    <w:rPr>
+      <w:rFonts w:cs="" w:cstheme="majorBidi" w:eastAsia="" w:eastAsiaTheme="majorEastAsia"/>
+      <w:spacing w:val="15"/>
+      <w:sz w:val="28"/>
+      <w:szCs w:val="28"/>
+    </w:rPr>
+  </w:style>
+  <w:style w:styleId="Quote" w:type="paragraph">
+    <w:name w:val="Quote"/>
+    <w:basedOn w:val="Normal"/>
+    <w:next w:val="Normal"/>
+    <w:link w:val="QuoteChar"/>
+    <w:uiPriority w:val="29"/>
+    <w:qFormat/>
+    <w:rsid w:val="002127d5"/>
+    <w:pPr>
+      <w:spacing w:after="160" w:before="160"/>
+      <w:jc w:val="center"/>
+    </w:pPr>
+    <w:rPr>
+      <w:i/>
+      <w:iCs/>
+    </w:rPr>
+  </w:style>
+  <w:style w:styleId="ListParagraph" w:type="paragraph">
+    <w:name w:val="List Paragraph"/>
+    <w:basedOn w:val="Normal"/>
+    <w:uiPriority w:val="34"/>
+    <w:qFormat/>
+    <w:rsid w:val="006a7e05"/>
+    <w:pPr>
+      <w:spacing w:after="160" w:before="0"/>
+      <w:ind w:start="720"/>
+      <w:contextualSpacing/>
+    </w:pPr>
+    <w:rPr/>
+  </w:style>
+  <w:style w:styleId="IntenseQuote" w:type="paragraph">
+    <w:name w:val="Intense Quote"/>
+    <w:basedOn w:val="Normal"/>
+    <w:next w:val="Normal"/>
+    <w:link w:val="IntenseQuoteChar"/>
+    <w:uiPriority w:val="30"/>
+    <w:qFormat/>
+    <w:rsid w:val="002127d5"/>
+    <w:pPr>
+      <w:pBdr>
+        <w:top w:color="0F4761" w:space="10" w:sz="4" w:themeColor="accent1" w:themeShade="bf" w:val="single"/>
+        <w:bottom w:color="0F4761" w:space="10" w:sz="4" w:themeColor="accent1" w:themeShade="bf" w:val="single"/>
+      </w:pBdr>
+      <w:spacing w:after="360" w:before="360"/>
+      <w:ind w:end="864" w:start="864"/>
+      <w:jc w:val="center"/>
+    </w:pPr>
+    <w:rPr>
+      <w:i/>
+      <w:iCs/>
+      <w:color w:val="00808B"/>
+    </w:rPr>
+  </w:style>
+  <w:style w:styleId="NoSpacing" w:type="paragraph">
+    <w:name w:val="No Spacing"/>
+    <w:uiPriority w:val="1"/>
+    <w:qFormat/>
+    <w:rsid w:val="00a55c2e"/>
+    <w:pPr>
+      <w:widowControl/>
+      <w:bidi w:val="0"/>
+      <w:spacing w:after="0" w:before="0" w:line="240" w:lineRule="auto"/>
+      <w:jc w:val="both"/>
+    </w:pPr>
+    <w:rPr>
+      <w:rFonts w:ascii="Proxima Nova Medium" w:cs="" w:cstheme="minorBidi" w:eastAsia="Aptos" w:eastAsiaTheme="minorHAnsi" w:hAnsi="Proxima Nova Medium"/>
+      <w:color w:val="auto"/>
+      <w:kern w:val="2"/>
+      <w:sz w:val="22"/>
+      <w:szCs w:val="22"/>
+      <w:lang w:bidi="ar-SA" w:eastAsia="en-US" w:val="en-AU"/>
+      <w14:ligatures w14:val="standardContextual"/>
+    </w:rPr>
+  </w:style>
+  <w:style w:styleId="HeaderandFooter" w:type="paragraph">
+    <w:name w:val="Header and Footer"/>
+    <w:basedOn w:val="Normal"/>
+    <w:qFormat/>
+    <w:pPr/>
+    <w:rPr/>
+  </w:style>
+  <w:style w:styleId="Header" w:type="paragraph">
+    <w:name w:val="header"/>
+    <w:basedOn w:val="Normal"/>
+    <w:link w:val="HeaderChar"/>
+    <w:uiPriority w:val="99"/>
+    <w:unhideWhenUsed/>
+    <w:rsid w:val="00a471d4"/>
+    <w:pPr>
+      <w:tabs>
+        <w:tab w:pos="720" w:val="clear"/>
+        <w:tab w:leader="none" w:pos="4513" w:val="center"/>
+        <w:tab w:leader="none" w:pos="9026" w:val="right"/>
+      </w:tabs>
+      <w:spacing w:after="0" w:before="0" w:line="240" w:lineRule="auto"/>
+    </w:pPr>
+    <w:rPr/>
+  </w:style>
+  <w:style w:styleId="Footer" w:type="paragraph">
+    <w:name w:val="footer"/>
+    <w:basedOn w:val="Normal"/>
+    <w:link w:val="FooterChar"/>
+    <w:uiPriority w:val="99"/>
+    <w:unhideWhenUsed/>
+    <w:rsid w:val="00a471d4"/>
+    <w:pPr>
+      <w:tabs>
+        <w:tab w:pos="720" w:val="clear"/>
+        <w:tab w:leader="none" w:pos="4513" w:val="center"/>
+        <w:tab w:leader="none" w:pos="9026" w:val="right"/>
+      </w:tabs>
+      <w:spacing w:after="0" w:before="0" w:line="240" w:lineRule="auto"/>
+    </w:pPr>
+    <w:rPr/>
+  </w:style>
+  <w:style w:styleId="IndexHeading" w:type="paragraph">
+    <w:name w:val="index heading"/>
+    <w:basedOn w:val="Heading"/>
+    <w:pPr/>
+    <w:rPr/>
+  </w:style>
+  <w:style w:styleId="TOCHeading" w:type="paragraph">
+    <w:name w:val="TOC Heading"/>
+    <w:basedOn w:val="Heading1"/>
+    <w:next w:val="Normal"/>
+    <w:uiPriority w:val="39"/>
+    <w:unhideWhenUsed/>
+    <w:qFormat/>
+    <w:rsid w:val="002127d5"/>
+    <w:pPr>
+      <w:numPr>
+        <w:ilvl w:val="0"/>
+        <w:numId w:val="1"/>
+      </w:numPr>
+      <w:spacing w:after="0" w:before="240"/>
+      <w:outlineLvl w:val="9"/>
+    </w:pPr>
+    <w:rPr>
+      <w:b w:val="false"/>
+      <w:kern w:val="0"/>
+      <w:sz w:val="32"/>
+      <w:szCs w:val="32"/>
+      <w:lang w:val="en-US"/>
+      <w14:ligatures w14:val="none"/>
+    </w:rPr>
+  </w:style>
+  <w:style w:styleId="TOC1" w:type="paragraph">
+    <w:name w:val="toc 1"/>
+    <w:basedOn w:val="Normal"/>
+    <w:next w:val="Normal"/>
+    <w:autoRedefine/>
+    <w:uiPriority w:val="39"/>
+    <w:unhideWhenUsed/>
+    <w:rsid w:val="00f351c2"/>
+    <w:pPr>
+      <w:spacing w:after="100" w:before="0"/>
+    </w:pPr>
+    <w:rPr/>
+  </w:style>
+  <w:style w:styleId="TOC2" w:type="paragraph">
+    <w:name w:val="toc 2"/>
+    <w:basedOn w:val="Normal"/>
+    <w:next w:val="Normal"/>
+    <w:autoRedefine/>
+    <w:uiPriority w:val="39"/>
+    <w:unhideWhenUsed/>
+    <w:rsid w:val="0074022a"/>
+    <w:pPr>
+      <w:spacing w:after="100" w:before="0"/>
+      <w:ind w:start="220"/>
+    </w:pPr>
+    <w:rPr/>
+  </w:style>
+  <w:style w:styleId="TOC3" w:type="paragraph">
+    <w:name w:val="toc 3"/>
+    <w:basedOn w:val="Normal"/>
+    <w:next w:val="Normal"/>
+    <w:autoRedefine/>
+    <w:uiPriority w:val="39"/>
+    <w:unhideWhenUsed/>
+    <w:rsid w:val="0074022a"/>
+    <w:pPr>
+      <w:spacing w:after="100" w:before="0"/>
+      <w:ind w:start="440"/>
+    </w:pPr>
+    <w:rPr/>
+  </w:style>
+  <w:style w:styleId="Bibliography" w:type="paragraph">
+    <w:name w:val="Bibliography"/>
+    <w:basedOn w:val="Normal"/>
+    <w:next w:val="Normal"/>
+    <w:uiPriority w:val="37"/>
+    <w:unhideWhenUsed/>
+    <w:qFormat/>
+    <w:rsid w:val="002127d5"/>
+    <w:pPr>
+      <w:jc w:val="start"/>
+    </w:pPr>
+    <w:rPr/>
+  </w:style>
+  <w:style w:styleId="TOC4" w:type="paragraph">
+    <w:name w:val="toc 4"/>
+    <w:basedOn w:val="Index"/>
+    <w:pPr/>
+    <w:rPr/>
+  </w:style>
+  <w:style w:styleId="TOC5" w:type="paragraph">
+    <w:name w:val="toc 5"/>
+    <w:basedOn w:val="Index"/>
+    <w:pPr/>
+    <w:rPr/>
+  </w:style>
+  <w:style w:styleId="TOC6" w:type="paragraph">
+    <w:name w:val="toc 6"/>
+    <w:basedOn w:val="Index"/>
+    <w:pPr/>
+    <w:rPr/>
+  </w:style>
+  <w:style w:styleId="TOC7" w:type="paragraph">
+    <w:name w:val="toc 7"/>
+    <w:basedOn w:val="Index"/>
+    <w:pPr/>
+    <w:rPr/>
+  </w:style>
+  <w:style w:styleId="TOC8" w:type="paragraph">
+    <w:name w:val="toc 8"/>
+    <w:basedOn w:val="Index"/>
+    <w:pPr/>
+    <w:rPr/>
+  </w:style>
+  <w:style w:styleId="TOC9" w:type="paragraph">
+    <w:name w:val="toc 9"/>
+    <w:basedOn w:val="Index"/>
+    <w:pPr/>
+    <w:rPr/>
+  </w:style>
+  <w:style w:styleId="FrameContents" w:type="paragraph">
+    <w:name w:val="Frame Contents"/>
+    <w:basedOn w:val="Normal"/>
+    <w:qFormat/>
+    <w:pPr/>
+    <w:rPr/>
+  </w:style>
+  <w:style w:default="1" w:styleId="NoList" w:type="numbering">
+    <w:name w:val="No List"/>
+    <w:uiPriority w:val="99"/>
+    <w:semiHidden/>
+    <w:unhideWhenUsed/>
+    <w:qFormat/>
+  </w:style>
+  <w:style w:customStyle="1" w:styleId="Style11" w:type="numbering">
+    <w:name w:val="Style1"/>
+    <w:uiPriority w:val="99"/>
+    <w:qFormat/>
+    <w:rsid w:val="00d751f5"/>
   </w:style>
   <w:style w:default="1" w:styleId="TableNormal" w:type="table">
     <w:name w:val="Normal Table"/>
@@ -4151,7 +5179,6 @@
     <w:semiHidden/>
     <w:unhideWhenUsed/>
     <w:tblPr>
-      <w:tblInd w:type="dxa" w:w="0"/>
       <w:tblCellMar>
         <w:top w:type="dxa" w:w="0"/>
         <w:left w:type="dxa" w:w="108"/>
@@ -4160,458 +5187,11 @@
       </w:tblCellMar>
     </w:tblPr>
   </w:style>
-  <w:style w:default="1" w:styleId="NoList" w:type="numbering">
-    <w:name w:val="No List"/>
-    <w:uiPriority w:val="99"/>
-    <w:semiHidden/>
-    <w:unhideWhenUsed/>
-  </w:style>
-  <w:style w:customStyle="1" w:styleId="Heading1Char" w:type="character">
-    <w:name w:val="Heading 1 Char"/>
-    <w:basedOn w:val="DefaultParagraphFont"/>
-    <w:link w:val="Heading1"/>
-    <w:uiPriority w:val="9"/>
-    <w:rsid w:val="00F351C2"/>
-    <w:rPr>
-      <w:rFonts w:ascii="Proxima Nova Medium" w:cstheme="majorBidi" w:eastAsiaTheme="majorEastAsia" w:hAnsi="Proxima Nova Medium"/>
-      <w:b/>
-      <w:sz w:val="40"/>
-      <w:szCs w:val="40"/>
-    </w:rPr>
-  </w:style>
-  <w:style w:customStyle="1" w:styleId="Heading2Char" w:type="character">
-    <w:name w:val="Heading 2 Char"/>
-    <w:basedOn w:val="DefaultParagraphFont"/>
-    <w:link w:val="Heading2"/>
-    <w:uiPriority w:val="9"/>
-    <w:rsid w:val="00F351C2"/>
-    <w:rPr>
-      <w:rFonts w:ascii="Proxima Nova Medium" w:cstheme="majorBidi" w:eastAsiaTheme="majorEastAsia" w:hAnsi="Proxima Nova Medium"/>
-      <w:b/>
-      <w:sz w:val="32"/>
-      <w:szCs w:val="32"/>
-    </w:rPr>
-  </w:style>
-  <w:style w:customStyle="1" w:styleId="Heading3Char" w:type="character">
-    <w:name w:val="Heading 3 Char"/>
-    <w:basedOn w:val="DefaultParagraphFont"/>
-    <w:link w:val="Heading3"/>
-    <w:uiPriority w:val="9"/>
-    <w:rsid w:val="0074022A"/>
-    <w:rPr>
-      <w:rFonts w:ascii="Proxima Nova Medium" w:cstheme="majorBidi" w:eastAsiaTheme="majorEastAsia" w:hAnsi="Proxima Nova Medium"/>
-      <w:sz w:val="28"/>
-      <w:szCs w:val="28"/>
-    </w:rPr>
-  </w:style>
-  <w:style w:customStyle="1" w:styleId="Heading4Char" w:type="character">
-    <w:name w:val="Heading 4 Char"/>
-    <w:basedOn w:val="DefaultParagraphFont"/>
-    <w:link w:val="Heading4"/>
-    <w:uiPriority w:val="9"/>
-    <w:semiHidden/>
-    <w:rsid w:val="00A1493A"/>
-    <w:rPr>
-      <w:rFonts w:ascii="Proxima Nova Medium" w:cstheme="majorBidi" w:eastAsiaTheme="majorEastAsia" w:hAnsi="Proxima Nova Medium"/>
-      <w:iCs/>
-    </w:rPr>
-  </w:style>
-  <w:style w:customStyle="1" w:styleId="Heading5Char" w:type="character">
-    <w:name w:val="Heading 5 Char"/>
-    <w:basedOn w:val="DefaultParagraphFont"/>
-    <w:link w:val="Heading5"/>
-    <w:uiPriority w:val="9"/>
-    <w:semiHidden/>
-    <w:rsid w:val="006A7E05"/>
-    <w:rPr>
-      <w:rFonts w:cstheme="majorBidi" w:eastAsiaTheme="majorEastAsia"/>
-      <w:color w:themeColor="accent1" w:themeShade="BF" w:val="0F4761"/>
-    </w:rPr>
-  </w:style>
-  <w:style w:customStyle="1" w:styleId="Heading6Char" w:type="character">
-    <w:name w:val="Heading 6 Char"/>
-    <w:basedOn w:val="DefaultParagraphFont"/>
-    <w:link w:val="Heading6"/>
-    <w:uiPriority w:val="9"/>
-    <w:semiHidden/>
-    <w:rsid w:val="006A7E05"/>
-    <w:rPr>
-      <w:rFonts w:cstheme="majorBidi" w:eastAsiaTheme="majorEastAsia"/>
-      <w:i/>
-      <w:iCs/>
-      <w:color w:themeColor="text1" w:themeTint="A6" w:val="595959"/>
-    </w:rPr>
-  </w:style>
-  <w:style w:customStyle="1" w:styleId="Heading7Char" w:type="character">
-    <w:name w:val="Heading 7 Char"/>
-    <w:basedOn w:val="DefaultParagraphFont"/>
-    <w:link w:val="Heading7"/>
-    <w:uiPriority w:val="9"/>
-    <w:semiHidden/>
-    <w:rsid w:val="006A7E05"/>
-    <w:rPr>
-      <w:rFonts w:cstheme="majorBidi" w:eastAsiaTheme="majorEastAsia"/>
-      <w:color w:themeColor="text1" w:themeTint="A6" w:val="595959"/>
-    </w:rPr>
-  </w:style>
-  <w:style w:customStyle="1" w:styleId="Heading8Char" w:type="character">
-    <w:name w:val="Heading 8 Char"/>
-    <w:basedOn w:val="DefaultParagraphFont"/>
-    <w:link w:val="Heading8"/>
-    <w:uiPriority w:val="9"/>
-    <w:semiHidden/>
-    <w:rsid w:val="006A7E05"/>
-    <w:rPr>
-      <w:rFonts w:cstheme="majorBidi" w:eastAsiaTheme="majorEastAsia"/>
-      <w:i/>
-      <w:iCs/>
-      <w:color w:themeColor="text1" w:themeTint="D8" w:val="272727"/>
-    </w:rPr>
-  </w:style>
-  <w:style w:customStyle="1" w:styleId="Heading9Char" w:type="character">
-    <w:name w:val="Heading 9 Char"/>
-    <w:basedOn w:val="DefaultParagraphFont"/>
-    <w:link w:val="Heading9"/>
-    <w:uiPriority w:val="9"/>
-    <w:semiHidden/>
-    <w:rsid w:val="006A7E05"/>
-    <w:rPr>
-      <w:rFonts w:cstheme="majorBidi" w:eastAsiaTheme="majorEastAsia"/>
-      <w:color w:themeColor="text1" w:themeTint="D8" w:val="272727"/>
-    </w:rPr>
-  </w:style>
-  <w:style w:styleId="Title" w:type="paragraph">
-    <w:name w:val="Title"/>
-    <w:basedOn w:val="Normal"/>
-    <w:next w:val="Normal"/>
-    <w:link w:val="TitleChar"/>
-    <w:uiPriority w:val="10"/>
-    <w:qFormat/>
-    <w:rsid w:val="00A1493A"/>
-    <w:pPr>
-      <w:spacing w:after="80" w:line="240" w:lineRule="auto"/>
-      <w:contextualSpacing/>
-    </w:pPr>
-    <w:rPr>
-      <w:rFonts w:cstheme="majorBidi" w:eastAsiaTheme="majorEastAsia"/>
-      <w:b/>
-      <w:color w:val="00808B"/>
-      <w:spacing w:val="-10"/>
-      <w:kern w:val="28"/>
-      <w:sz w:val="48"/>
-      <w:szCs w:val="56"/>
-    </w:rPr>
-  </w:style>
-  <w:style w:customStyle="1" w:styleId="TitleChar" w:type="character">
-    <w:name w:val="Title Char"/>
-    <w:basedOn w:val="DefaultParagraphFont"/>
-    <w:link w:val="Title"/>
-    <w:uiPriority w:val="10"/>
-    <w:rsid w:val="00A1493A"/>
-    <w:rPr>
-      <w:rFonts w:ascii="Proxima Nova Medium" w:cstheme="majorBidi" w:eastAsiaTheme="majorEastAsia" w:hAnsi="Proxima Nova Medium"/>
-      <w:b/>
-      <w:color w:val="00808B"/>
-      <w:spacing w:val="-10"/>
-      <w:kern w:val="28"/>
-      <w:sz w:val="48"/>
-      <w:szCs w:val="56"/>
-    </w:rPr>
-  </w:style>
-  <w:style w:styleId="Subtitle" w:type="paragraph">
-    <w:name w:val="Subtitle"/>
-    <w:basedOn w:val="Normal"/>
-    <w:next w:val="Normal"/>
-    <w:link w:val="SubtitleChar"/>
-    <w:uiPriority w:val="11"/>
-    <w:qFormat/>
-    <w:rsid w:val="00A1493A"/>
-    <w:pPr>
-      <w:numPr>
-        <w:ilvl w:val="1"/>
-      </w:numPr>
-    </w:pPr>
-    <w:rPr>
-      <w:rFonts w:cstheme="majorBidi" w:eastAsiaTheme="majorEastAsia"/>
-      <w:spacing w:val="15"/>
-      <w:sz w:val="28"/>
-      <w:szCs w:val="28"/>
-    </w:rPr>
-  </w:style>
-  <w:style w:customStyle="1" w:styleId="SubtitleChar" w:type="character">
-    <w:name w:val="Subtitle Char"/>
-    <w:basedOn w:val="DefaultParagraphFont"/>
-    <w:link w:val="Subtitle"/>
-    <w:uiPriority w:val="11"/>
-    <w:rsid w:val="00A1493A"/>
-    <w:rPr>
-      <w:rFonts w:ascii="Proxima Nova Medium" w:cstheme="majorBidi" w:eastAsiaTheme="majorEastAsia" w:hAnsi="Proxima Nova Medium"/>
-      <w:spacing w:val="15"/>
-      <w:sz w:val="28"/>
-      <w:szCs w:val="28"/>
-    </w:rPr>
-  </w:style>
-  <w:style w:styleId="Quote" w:type="paragraph">
-    <w:name w:val="Quote"/>
-    <w:basedOn w:val="Normal"/>
-    <w:next w:val="Normal"/>
-    <w:link w:val="QuoteChar"/>
-    <w:uiPriority w:val="29"/>
-    <w:qFormat/>
-    <w:rsid w:val="002127D5"/>
-    <w:pPr>
-      <w:spacing w:before="160"/>
-      <w:jc w:val="center"/>
-    </w:pPr>
-    <w:rPr>
-      <w:i/>
-      <w:iCs/>
-    </w:rPr>
-  </w:style>
-  <w:style w:customStyle="1" w:styleId="QuoteChar" w:type="character">
-    <w:name w:val="Quote Char"/>
-    <w:basedOn w:val="DefaultParagraphFont"/>
-    <w:link w:val="Quote"/>
-    <w:uiPriority w:val="29"/>
-    <w:rsid w:val="002127D5"/>
-    <w:rPr>
-      <w:rFonts w:ascii="Proxima Nova Medium" w:hAnsi="Proxima Nova Medium"/>
-      <w:i/>
-      <w:iCs/>
-    </w:rPr>
-  </w:style>
-  <w:style w:styleId="ListParagraph" w:type="paragraph">
-    <w:name w:val="List Paragraph"/>
-    <w:basedOn w:val="Normal"/>
-    <w:uiPriority w:val="34"/>
-    <w:qFormat/>
-    <w:rsid w:val="006A7E05"/>
-    <w:pPr>
-      <w:ind w:left="720"/>
-      <w:contextualSpacing/>
-    </w:pPr>
-  </w:style>
-  <w:style w:styleId="IntenseEmphasis" w:type="character">
-    <w:name w:val="Intense Emphasis"/>
-    <w:basedOn w:val="DefaultParagraphFont"/>
-    <w:uiPriority w:val="21"/>
-    <w:qFormat/>
-    <w:rsid w:val="002127D5"/>
-    <w:rPr>
-      <w:i/>
-      <w:iCs/>
-      <w:color w:val="00808B"/>
-    </w:rPr>
-  </w:style>
-  <w:style w:styleId="IntenseQuote" w:type="paragraph">
-    <w:name w:val="Intense Quote"/>
-    <w:basedOn w:val="Normal"/>
-    <w:next w:val="Normal"/>
-    <w:link w:val="IntenseQuoteChar"/>
-    <w:uiPriority w:val="30"/>
-    <w:qFormat/>
-    <w:rsid w:val="002127D5"/>
-    <w:pPr>
-      <w:pBdr>
-        <w:top w:color="0F4761" w:space="10" w:sz="4" w:themeColor="accent1" w:themeShade="BF" w:val="single"/>
-        <w:bottom w:color="0F4761" w:space="10" w:sz="4" w:themeColor="accent1" w:themeShade="BF" w:val="single"/>
-      </w:pBdr>
-      <w:spacing w:after="360" w:before="360"/>
-      <w:ind w:left="864" w:right="864"/>
-      <w:jc w:val="center"/>
-    </w:pPr>
-    <w:rPr>
-      <w:i/>
-      <w:iCs/>
-      <w:color w:val="00808B"/>
-    </w:rPr>
-  </w:style>
-  <w:style w:customStyle="1" w:styleId="IntenseQuoteChar" w:type="character">
-    <w:name w:val="Intense Quote Char"/>
-    <w:basedOn w:val="DefaultParagraphFont"/>
-    <w:link w:val="IntenseQuote"/>
-    <w:uiPriority w:val="30"/>
-    <w:rsid w:val="002127D5"/>
-    <w:rPr>
-      <w:rFonts w:ascii="Proxima Nova Medium" w:hAnsi="Proxima Nova Medium"/>
-      <w:i/>
-      <w:iCs/>
-      <w:color w:val="00808B"/>
-    </w:rPr>
-  </w:style>
-  <w:style w:styleId="IntenseReference" w:type="character">
-    <w:name w:val="Intense Reference"/>
-    <w:basedOn w:val="DefaultParagraphFont"/>
-    <w:uiPriority w:val="32"/>
-    <w:qFormat/>
-    <w:rsid w:val="002127D5"/>
-    <w:rPr>
-      <w:b/>
-      <w:bCs/>
-      <w:smallCaps/>
-      <w:color w:val="00808B"/>
-      <w:spacing w:val="5"/>
-    </w:rPr>
-  </w:style>
-  <w:style w:styleId="NoSpacing" w:type="paragraph">
-    <w:name w:val="No Spacing"/>
-    <w:uiPriority w:val="1"/>
-    <w:qFormat/>
-    <w:rsid w:val="00A55C2E"/>
-    <w:pPr>
-      <w:spacing w:after="0" w:line="240" w:lineRule="auto"/>
-    </w:pPr>
-    <w:rPr>
-      <w:rFonts w:ascii="Proxima Nova Medium" w:hAnsi="Proxima Nova Medium"/>
-    </w:rPr>
-  </w:style>
-  <w:style w:styleId="Hyperlink" w:type="character">
-    <w:name w:val="Hyperlink"/>
-    <w:basedOn w:val="DefaultParagraphFont"/>
-    <w:uiPriority w:val="99"/>
-    <w:unhideWhenUsed/>
-    <w:rsid w:val="00A55C2E"/>
-    <w:rPr>
-      <w:color w:themeColor="hyperlink" w:val="467886"/>
-      <w:u w:val="single"/>
-    </w:rPr>
-  </w:style>
-  <w:style w:styleId="UnresolvedMention" w:type="character">
-    <w:name w:val="Unresolved Mention"/>
-    <w:basedOn w:val="DefaultParagraphFont"/>
-    <w:uiPriority w:val="99"/>
-    <w:semiHidden/>
-    <w:unhideWhenUsed/>
-    <w:rsid w:val="00A55C2E"/>
-    <w:rPr>
-      <w:color w:val="605E5C"/>
-      <w:shd w:color="auto" w:fill="E1DFDD" w:val="clear"/>
-    </w:rPr>
-  </w:style>
-  <w:style w:styleId="Header" w:type="paragraph">
-    <w:name w:val="header"/>
-    <w:basedOn w:val="Normal"/>
-    <w:link w:val="HeaderChar"/>
-    <w:uiPriority w:val="99"/>
-    <w:unhideWhenUsed/>
-    <w:rsid w:val="00A471D4"/>
-    <w:pPr>
-      <w:tabs>
-        <w:tab w:pos="4513" w:val="center"/>
-        <w:tab w:pos="9026" w:val="right"/>
-      </w:tabs>
-      <w:spacing w:after="0" w:line="240" w:lineRule="auto"/>
-    </w:pPr>
-  </w:style>
-  <w:style w:customStyle="1" w:styleId="HeaderChar" w:type="character">
-    <w:name w:val="Header Char"/>
-    <w:basedOn w:val="DefaultParagraphFont"/>
-    <w:link w:val="Header"/>
-    <w:uiPriority w:val="99"/>
-    <w:rsid w:val="00A471D4"/>
-    <w:rPr>
-      <w:rFonts w:ascii="Proxima Nova Medium" w:hAnsi="Proxima Nova Medium"/>
-    </w:rPr>
-  </w:style>
-  <w:style w:styleId="Footer" w:type="paragraph">
-    <w:name w:val="footer"/>
-    <w:basedOn w:val="Normal"/>
-    <w:link w:val="FooterChar"/>
-    <w:uiPriority w:val="99"/>
-    <w:unhideWhenUsed/>
-    <w:rsid w:val="00A471D4"/>
-    <w:pPr>
-      <w:tabs>
-        <w:tab w:pos="4513" w:val="center"/>
-        <w:tab w:pos="9026" w:val="right"/>
-      </w:tabs>
-      <w:spacing w:after="0" w:line="240" w:lineRule="auto"/>
-    </w:pPr>
-  </w:style>
-  <w:style w:customStyle="1" w:styleId="FooterChar" w:type="character">
-    <w:name w:val="Footer Char"/>
-    <w:basedOn w:val="DefaultParagraphFont"/>
-    <w:link w:val="Footer"/>
-    <w:uiPriority w:val="99"/>
-    <w:rsid w:val="00A471D4"/>
-    <w:rPr>
-      <w:rFonts w:ascii="Proxima Nova Medium" w:hAnsi="Proxima Nova Medium"/>
-    </w:rPr>
-  </w:style>
-  <w:style w:styleId="TOCHeading" w:type="paragraph">
-    <w:name w:val="TOC Heading"/>
-    <w:basedOn w:val="Heading1"/>
-    <w:next w:val="Normal"/>
-    <w:uiPriority w:val="39"/>
-    <w:unhideWhenUsed/>
-    <w:qFormat/>
-    <w:rsid w:val="002127D5"/>
-    <w:pPr>
-      <w:spacing w:after="0" w:before="240"/>
-      <w:outlineLvl w:val="9"/>
-    </w:pPr>
-    <w:rPr>
-      <w:b w:val="0"/>
-      <w:kern w:val="0"/>
-      <w:sz w:val="32"/>
-      <w:szCs w:val="32"/>
-      <w:lang w:val="en-US"/>
-      <w14:ligatures w14:val="none"/>
-    </w:rPr>
-  </w:style>
-  <w:style w:styleId="TOC1" w:type="paragraph">
-    <w:name w:val="toc 1"/>
-    <w:basedOn w:val="Normal"/>
-    <w:next w:val="Normal"/>
-    <w:autoRedefine/>
-    <w:uiPriority w:val="39"/>
-    <w:unhideWhenUsed/>
-    <w:rsid w:val="00F351C2"/>
-    <w:pPr>
-      <w:spacing w:after="100"/>
-    </w:pPr>
-  </w:style>
-  <w:style w:styleId="TOC2" w:type="paragraph">
-    <w:name w:val="toc 2"/>
-    <w:basedOn w:val="Normal"/>
-    <w:next w:val="Normal"/>
-    <w:autoRedefine/>
-    <w:uiPriority w:val="39"/>
-    <w:unhideWhenUsed/>
-    <w:rsid w:val="0074022A"/>
-    <w:pPr>
-      <w:spacing w:after="100"/>
-      <w:ind w:left="220"/>
-    </w:pPr>
-  </w:style>
-  <w:style w:styleId="TOC3" w:type="paragraph">
-    <w:name w:val="toc 3"/>
-    <w:basedOn w:val="Normal"/>
-    <w:next w:val="Normal"/>
-    <w:autoRedefine/>
-    <w:uiPriority w:val="39"/>
-    <w:unhideWhenUsed/>
-    <w:rsid w:val="0074022A"/>
-    <w:pPr>
-      <w:spacing w:after="100"/>
-      <w:ind w:left="440"/>
-    </w:pPr>
-  </w:style>
-  <w:style w:customStyle="1" w:styleId="Style1" w:type="numbering">
-    <w:name w:val="Style1"/>
-    <w:uiPriority w:val="99"/>
-    <w:rsid w:val="00D751F5"/>
-    <w:pPr>
-      <w:numPr>
-        <w:numId w:val="2"/>
-      </w:numPr>
-    </w:pPr>
-  </w:style>
   <w:style w:styleId="TableGrid" w:type="table">
     <w:name w:val="Table Grid"/>
     <w:basedOn w:val="TableNormal"/>
     <w:uiPriority w:val="39"/>
-    <w:rsid w:val="00A1493A"/>
+    <w:rsid w:val="00a1493a"/>
     <w:pPr>
       <w:spacing w:after="0" w:line="240" w:lineRule="auto"/>
     </w:pPr>
@@ -4630,13 +5210,12 @@
     <w:name w:val="AAGI Table Style"/>
     <w:basedOn w:val="TableNormal"/>
     <w:uiPriority w:val="99"/>
-    <w:rsid w:val="00A1493A"/>
+    <w:rsid w:val="00a1493a"/>
     <w:pPr>
       <w:spacing w:after="0" w:line="240" w:lineRule="auto"/>
       <w:jc w:val="left"/>
     </w:pPr>
     <w:rPr>
-      <w:rFonts w:ascii="Proxima Nova Medium" w:hAnsi="Proxima Nova Medium"/>
       <w:color w:themeColor="text1" w:val="000000"/>
     </w:rPr>
     <w:tblPr>
@@ -4651,8 +5230,7 @@
     </w:tblPr>
     <w:tblStylePr w:type="firstRow">
       <w:rPr>
-        <w:rFonts w:ascii="Proxima Nova Medium" w:hAnsi="Proxima Nova Medium"/>
-        <w:color w:themeColor="background1" w:val="FFFFFF"/>
+        <w:color w:themeColor="background1" w:val="ffffff"/>
         <w:sz w:val="22"/>
       </w:rPr>
       <w:tblPr/>
@@ -4660,86 +5238,6 @@
         <w:shd w:color="auto" w:fill="00808B" w:val="clear"/>
       </w:tcPr>
     </w:tblStylePr>
-  </w:style>
-  <w:style w:styleId="SubtleEmphasis" w:type="character">
-    <w:name w:val="Subtle Emphasis"/>
-    <w:basedOn w:val="DefaultParagraphFont"/>
-    <w:uiPriority w:val="19"/>
-    <w:qFormat/>
-    <w:rsid w:val="00A1493A"/>
-    <w:rPr>
-      <w:i/>
-      <w:iCs/>
-      <w:color w:val="auto"/>
-    </w:rPr>
-  </w:style>
-  <w:style w:styleId="Strong" w:type="character">
-    <w:name w:val="Strong"/>
-    <w:basedOn w:val="DefaultParagraphFont"/>
-    <w:uiPriority w:val="22"/>
-    <w:qFormat/>
-    <w:rsid w:val="002127D5"/>
-    <w:rPr>
-      <w:b/>
-      <w:bCs/>
-    </w:rPr>
-  </w:style>
-  <w:style w:styleId="SubtleReference" w:type="character">
-    <w:name w:val="Subtle Reference"/>
-    <w:basedOn w:val="DefaultParagraphFont"/>
-    <w:uiPriority w:val="31"/>
-    <w:qFormat/>
-    <w:rsid w:val="002127D5"/>
-    <w:rPr>
-      <w:smallCaps/>
-      <w:color w:themeColor="text1" w:val="000000"/>
-    </w:rPr>
-  </w:style>
-  <w:style w:styleId="BookTitle" w:type="character">
-    <w:name w:val="Book Title"/>
-    <w:basedOn w:val="DefaultParagraphFont"/>
-    <w:uiPriority w:val="33"/>
-    <w:qFormat/>
-    <w:rsid w:val="002127D5"/>
-    <w:rPr>
-      <w:b/>
-      <w:bCs/>
-      <w:i/>
-      <w:iCs/>
-      <w:spacing w:val="5"/>
-    </w:rPr>
-  </w:style>
-  <w:style w:styleId="Bibliography" w:type="paragraph">
-    <w:name w:val="Bibliography"/>
-    <w:basedOn w:val="Normal"/>
-    <w:next w:val="Normal"/>
-    <w:uiPriority w:val="37"/>
-    <w:semiHidden/>
-    <w:unhideWhenUsed/>
-    <w:rsid w:val="002127D5"/>
-    <w:pPr>
-      <w:jc w:val="left"/>
-    </w:pPr>
-  </w:style>
-  <w:style w:styleId="Caption" w:type="paragraph">
-    <w:name w:val="caption"/>
-    <w:basedOn w:val="Normal"/>
-    <w:next w:val="Normal"/>
-    <w:uiPriority w:val="35"/>
-    <w:semiHidden/>
-    <w:unhideWhenUsed/>
-    <w:qFormat/>
-    <w:rsid w:val="002127D5"/>
-    <w:pPr>
-      <w:spacing w:after="200" w:line="240" w:lineRule="auto"/>
-    </w:pPr>
-    <w:rPr>
-      <w:i/>
-      <w:iCs/>
-      <w:color w:themeColor="text1" w:val="000000"/>
-      <w:sz w:val="18"/>
-      <w:szCs w:val="18"/>
-    </w:rPr>
   </w:style>
   <w:style w:type="paragraph" w:customStyle="1" w:styleId="SourceCode">
     <w:name w:val="Source Code"/>
@@ -5007,14 +5505,14 @@
 </file>
 
 <file path=word/theme/theme1.xml><?xml version="1.0" encoding="utf-8"?>
-<a:theme xmlns:a="http://schemas.openxmlformats.org/drawingml/2006/main" name="Office Theme">
+<a:theme xmlns:a="http://schemas.openxmlformats.org/drawingml/2006/main" xmlns:r="http://schemas.openxmlformats.org/officeDocument/2006/relationships" name="Office Theme">
   <a:themeElements>
     <a:clrScheme name="Office">
       <a:dk1>
-        <a:sysClr val="windowText" lastClr="000000"/>
+        <a:srgbClr val="000000"/>
       </a:dk1>
       <a:lt1>
-        <a:sysClr val="window" lastClr="FFFFFF"/>
+        <a:srgbClr val="FFFFFF"/>
       </a:lt1>
       <a:dk2>
         <a:srgbClr val="0E2841"/>
@@ -5049,153 +5547,55 @@
     </a:clrScheme>
     <a:fontScheme name="Office">
       <a:majorFont>
-        <a:latin typeface="Aptos Display" panose="02110004020202020204"/>
+        <a:latin typeface="Aptos Display" panose="02110004020202020204" pitchFamily="0" charset="1"/>
         <a:ea typeface=""/>
         <a:cs typeface=""/>
-        <a:font script="Jpan" typeface="游ゴシック Light"/>
-        <a:font script="Hang" typeface="맑은 고딕"/>
-        <a:font script="Hans" typeface="等线 Light"/>
-        <a:font script="Hant" typeface="新細明體"/>
-        <a:font script="Arab" typeface="Times New Roman"/>
-        <a:font script="Hebr" typeface="Times New Roman"/>
-        <a:font script="Thai" typeface="Angsana New"/>
-        <a:font script="Ethi" typeface="Nyala"/>
-        <a:font script="Beng" typeface="Vrinda"/>
-        <a:font script="Gujr" typeface="Shruti"/>
-        <a:font script="Khmr" typeface="MoolBoran"/>
-        <a:font script="Knda" typeface="Tunga"/>
-        <a:font script="Guru" typeface="Raavi"/>
-        <a:font script="Cans" typeface="Euphemia"/>
-        <a:font script="Cher" typeface="Plantagenet Cherokee"/>
-        <a:font script="Yiii" typeface="Microsoft Yi Baiti"/>
-        <a:font script="Tibt" typeface="Microsoft Himalaya"/>
-        <a:font script="Thaa" typeface="MV Boli"/>
-        <a:font script="Deva" typeface="Mangal"/>
-        <a:font script="Telu" typeface="Gautami"/>
-        <a:font script="Taml" typeface="Latha"/>
-        <a:font script="Syrc" typeface="Estrangelo Edessa"/>
-        <a:font script="Orya" typeface="Kalinga"/>
-        <a:font script="Mlym" typeface="Kartika"/>
-        <a:font script="Laoo" typeface="DokChampa"/>
-        <a:font script="Sinh" typeface="Iskoola Pota"/>
-        <a:font script="Mong" typeface="Mongolian Baiti"/>
-        <a:font script="Viet" typeface="Times New Roman"/>
-        <a:font script="Uigh" typeface="Microsoft Uighur"/>
-        <a:font script="Geor" typeface="Sylfaen"/>
-        <a:font script="Armn" typeface="Arial"/>
-        <a:font script="Bugi" typeface="Leelawadee UI"/>
-        <a:font script="Bopo" typeface="Microsoft JhengHei"/>
-        <a:font script="Java" typeface="Javanese Text"/>
-        <a:font script="Lisu" typeface="Segoe UI"/>
-        <a:font script="Mymr" typeface="Myanmar Text"/>
-        <a:font script="Nkoo" typeface="Ebrima"/>
-        <a:font script="Olck" typeface="Nirmala UI"/>
-        <a:font script="Osma" typeface="Ebrima"/>
-        <a:font script="Phag" typeface="Phagspa"/>
-        <a:font script="Syrn" typeface="Estrangelo Edessa"/>
-        <a:font script="Syrj" typeface="Estrangelo Edessa"/>
-        <a:font script="Syre" typeface="Estrangelo Edessa"/>
-        <a:font script="Sora" typeface="Nirmala UI"/>
-        <a:font script="Tale" typeface="Microsoft Tai Le"/>
-        <a:font script="Talu" typeface="Microsoft New Tai Lue"/>
-        <a:font script="Tfng" typeface="Ebrima"/>
       </a:majorFont>
       <a:minorFont>
-        <a:latin typeface="Aptos" panose="02110004020202020204"/>
+        <a:latin typeface="Aptos" panose="02110004020202020204" pitchFamily="0" charset="1"/>
         <a:ea typeface=""/>
         <a:cs typeface=""/>
-        <a:font script="Jpan" typeface="游ゴシック"/>
-        <a:font script="Hang" typeface="맑은 고딕"/>
-        <a:font script="Hans" typeface="等线"/>
-        <a:font script="Hant" typeface="新細明體"/>
-        <a:font script="Arab" typeface="Arial"/>
-        <a:font script="Hebr" typeface="Arial"/>
-        <a:font script="Thai" typeface="Cordia New"/>
-        <a:font script="Ethi" typeface="Nyala"/>
-        <a:font script="Beng" typeface="Vrinda"/>
-        <a:font script="Gujr" typeface="Shruti"/>
-        <a:font script="Khmr" typeface="DaunPenh"/>
-        <a:font script="Knda" typeface="Tunga"/>
-        <a:font script="Guru" typeface="Raavi"/>
-        <a:font script="Cans" typeface="Euphemia"/>
-        <a:font script="Cher" typeface="Plantagenet Cherokee"/>
-        <a:font script="Yiii" typeface="Microsoft Yi Baiti"/>
-        <a:font script="Tibt" typeface="Microsoft Himalaya"/>
-        <a:font script="Thaa" typeface="MV Boli"/>
-        <a:font script="Deva" typeface="Mangal"/>
-        <a:font script="Telu" typeface="Gautami"/>
-        <a:font script="Taml" typeface="Latha"/>
-        <a:font script="Syrc" typeface="Estrangelo Edessa"/>
-        <a:font script="Orya" typeface="Kalinga"/>
-        <a:font script="Mlym" typeface="Kartika"/>
-        <a:font script="Laoo" typeface="DokChampa"/>
-        <a:font script="Sinh" typeface="Iskoola Pota"/>
-        <a:font script="Mong" typeface="Mongolian Baiti"/>
-        <a:font script="Viet" typeface="Arial"/>
-        <a:font script="Uigh" typeface="Microsoft Uighur"/>
-        <a:font script="Geor" typeface="Sylfaen"/>
-        <a:font script="Armn" typeface="Arial"/>
-        <a:font script="Bugi" typeface="Leelawadee UI"/>
-        <a:font script="Bopo" typeface="Microsoft JhengHei"/>
-        <a:font script="Java" typeface="Javanese Text"/>
-        <a:font script="Lisu" typeface="Segoe UI"/>
-        <a:font script="Mymr" typeface="Myanmar Text"/>
-        <a:font script="Nkoo" typeface="Ebrima"/>
-        <a:font script="Olck" typeface="Nirmala UI"/>
-        <a:font script="Osma" typeface="Ebrima"/>
-        <a:font script="Phag" typeface="Phagspa"/>
-        <a:font script="Syrn" typeface="Estrangelo Edessa"/>
-        <a:font script="Syrj" typeface="Estrangelo Edessa"/>
-        <a:font script="Syre" typeface="Estrangelo Edessa"/>
-        <a:font script="Sora" typeface="Nirmala UI"/>
-        <a:font script="Tale" typeface="Microsoft Tai Le"/>
-        <a:font script="Talu" typeface="Microsoft New Tai Lue"/>
-        <a:font script="Tfng" typeface="Ebrima"/>
       </a:minorFont>
     </a:fontScheme>
-    <a:fmtScheme name="Office">
+    <a:fmtScheme>
       <a:fillStyleLst>
         <a:solidFill>
           <a:schemeClr val="phClr"/>
         </a:solidFill>
-        <a:gradFill rotWithShape="1">
+        <a:gradFill>
           <a:gsLst>
             <a:gs pos="0">
               <a:schemeClr val="phClr">
                 <a:lumMod val="110000"/>
-                <a:satMod val="105000"/>
                 <a:tint val="67000"/>
               </a:schemeClr>
             </a:gs>
             <a:gs pos="50000">
               <a:schemeClr val="phClr">
                 <a:lumMod val="105000"/>
-                <a:satMod val="103000"/>
                 <a:tint val="73000"/>
               </a:schemeClr>
             </a:gs>
             <a:gs pos="100000">
               <a:schemeClr val="phClr">
                 <a:lumMod val="105000"/>
-                <a:satMod val="109000"/>
                 <a:tint val="81000"/>
               </a:schemeClr>
             </a:gs>
           </a:gsLst>
           <a:lin ang="5400000" scaled="0"/>
+          <a:tileRect l="0" t="0" r="0" b="0"/>
         </a:gradFill>
-        <a:gradFill rotWithShape="1">
+        <a:gradFill>
           <a:gsLst>
             <a:gs pos="0">
               <a:schemeClr val="phClr">
-                <a:satMod val="103000"/>
                 <a:lumMod val="102000"/>
                 <a:tint val="94000"/>
               </a:schemeClr>
             </a:gs>
             <a:gs pos="50000">
               <a:schemeClr val="phClr">
-                <a:satMod val="110000"/>
                 <a:lumMod val="100000"/>
                 <a:shade val="100000"/>
               </a:schemeClr>
@@ -5203,33 +5603,24 @@
             <a:gs pos="100000">
               <a:schemeClr val="phClr">
                 <a:lumMod val="99000"/>
-                <a:satMod val="120000"/>
                 <a:shade val="78000"/>
               </a:schemeClr>
             </a:gs>
           </a:gsLst>
           <a:lin ang="5400000" scaled="0"/>
+          <a:tileRect l="0" t="0" r="0" b="0"/>
         </a:gradFill>
       </a:fillStyleLst>
       <a:lnStyleLst>
         <a:ln w="6350" cap="flat" cmpd="sng" algn="ctr">
-          <a:solidFill>
-            <a:schemeClr val="phClr"/>
-          </a:solidFill>
           <a:prstDash val="solid"/>
           <a:miter lim="800000"/>
         </a:ln>
         <a:ln w="12700" cap="flat" cmpd="sng" algn="ctr">
-          <a:solidFill>
-            <a:schemeClr val="phClr"/>
-          </a:solidFill>
           <a:prstDash val="solid"/>
           <a:miter lim="800000"/>
         </a:ln>
         <a:ln w="19050" cap="flat" cmpd="sng" algn="ctr">
-          <a:solidFill>
-            <a:schemeClr val="phClr"/>
-          </a:solidFill>
           <a:prstDash val="solid"/>
           <a:miter lim="800000"/>
         </a:ln>
@@ -5242,13 +5633,7 @@
           <a:effectLst/>
         </a:effectStyle>
         <a:effectStyle>
-          <a:effectLst>
-            <a:outerShdw blurRad="57150" dist="19050" dir="5400000" algn="ctr" rotWithShape="0">
-              <a:srgbClr val="000000">
-                <a:alpha val="63000"/>
-              </a:srgbClr>
-            </a:outerShdw>
-          </a:effectLst>
+          <a:effectLst/>
         </a:effectStyle>
       </a:effectStyleLst>
       <a:bgFillStyleLst>
@@ -5258,15 +5643,13 @@
         <a:solidFill>
           <a:schemeClr val="phClr">
             <a:tint val="95000"/>
-            <a:satMod val="170000"/>
           </a:schemeClr>
         </a:solidFill>
-        <a:gradFill rotWithShape="1">
+        <a:gradFill>
           <a:gsLst>
             <a:gs pos="0">
               <a:schemeClr val="phClr">
                 <a:tint val="93000"/>
-                <a:satMod val="150000"/>
                 <a:shade val="98000"/>
                 <a:lumMod val="102000"/>
               </a:schemeClr>
@@ -5274,7 +5657,6 @@
             <a:gs pos="50000">
               <a:schemeClr val="phClr">
                 <a:tint val="98000"/>
-                <a:satMod val="130000"/>
                 <a:shade val="90000"/>
                 <a:lumMod val="103000"/>
               </a:schemeClr>
@@ -5282,21 +5664,14 @@
             <a:gs pos="100000">
               <a:schemeClr val="phClr">
                 <a:shade val="63000"/>
-                <a:satMod val="120000"/>
               </a:schemeClr>
             </a:gs>
           </a:gsLst>
           <a:lin ang="5400000" scaled="0"/>
+          <a:tileRect l="0" t="0" r="0" b="0"/>
         </a:gradFill>
       </a:bgFillStyleLst>
     </a:fmtScheme>
   </a:themeElements>
-  <a:objectDefaults/>
-  <a:extraClrSchemeLst/>
-  <a:extLst>
-    <a:ext uri="{05A4C25C-085E-4340-85A3-A5531E510DB2}">
-      <thm15:themeFamily xmlns:thm15="http://schemas.microsoft.com/office/thememl/2012/main" name="Office Theme" id="{62F939B6-93AF-4DB8-9C6B-D6C7DFDC589F}" vid="{4A3C46E8-61CC-4603-A589-7422A47A8E4A}"/>
-    </a:ext>
-  </a:extLst>
 </a:theme>
 </file>
--- a/demos/template-docx-report.docx
+++ b/demos/template-docx-report.docx
@@ -67,7 +67,7 @@
         <w:pStyle w:val="Date"/>
       </w:pPr>
       <w:r>
-        <w:t xml:space="preserve">April 5, 2026</w:t>
+        <w:t xml:space="preserve">April 6, 2026</w:t>
       </w:r>
     </w:p>
     <w:sdt>
@@ -101,7 +101,7 @@
         <w:br w:type="page"/>
       </w:r>
     </w:p>
-    <w:bookmarkStart w:id="33" w:name="executive-summary"/>
+    <w:bookmarkStart w:id="1597277546" w:name="executive-summary"/>
     <w:p>
       <w:pPr>
         <w:pStyle w:val="Heading1"/>
@@ -118,8 +118,8 @@
         <w:t xml:space="preserve">What was provided by AAGI and the main results?</w:t>
       </w:r>
     </w:p>
-    <w:bookmarkEnd w:id="33"/>
-    <w:bookmarkStart w:id="34" w:name="introduction"/>
+    <w:bookmarkEnd w:id="1597277546"/>
+    <w:bookmarkStart w:id="1597277547" w:name="introduction"/>
     <w:p>
       <w:pPr>
         <w:pStyle w:val="Heading1"/>
@@ -150,8 +150,8 @@
         <w:t xml:space="preserve">Background, context and rationale behind the research.</w:t>
       </w:r>
     </w:p>
-    <w:bookmarkEnd w:id="34"/>
-    <w:bookmarkStart w:id="35" w:name="experimentaltrial-design"/>
+    <w:bookmarkEnd w:id="1597277547"/>
+    <w:bookmarkStart w:id="1597277548" w:name="experimentaltrial-design"/>
     <w:p>
       <w:pPr>
         <w:pStyle w:val="Heading1"/>
@@ -193,8 +193,8 @@
         <w:t xml:space="preserve">Specific considerations for small plots, glasshouse, genetics, breeding trials, OFE projects, or bioinformatics.</w:t>
       </w:r>
     </w:p>
-    <w:bookmarkEnd w:id="35"/>
-    <w:bookmarkStart w:id="36" w:name="Xec7913778eda3b0b90db8241198278d2f0bf08b"/>
+    <w:bookmarkEnd w:id="1597277548"/>
+    <w:bookmarkStart w:id="1597277549" w:name="Xec7913778eda3b0b90db8241198278d2f0bf08b"/>
     <w:p>
       <w:pPr>
         <w:pStyle w:val="Heading1"/>
@@ -225,8 +225,8 @@
         <w:t xml:space="preserve">Rationale behind specific methods used.</w:t>
       </w:r>
     </w:p>
-    <w:bookmarkEnd w:id="36"/>
-    <w:bookmarkStart w:id="37" w:name="methods"/>
+    <w:bookmarkEnd w:id="1597277549"/>
+    <w:bookmarkStart w:id="1597277550" w:name="methods"/>
     <w:p>
       <w:pPr>
         <w:pStyle w:val="Heading1"/>
@@ -257,8 +257,8 @@
         <w:t xml:space="preserve">Include versions/commits on developed pipelines, scripts, and input/output details if applicable.</w:t>
       </w:r>
     </w:p>
-    <w:bookmarkEnd w:id="37"/>
-    <w:bookmarkStart w:id="38" w:name="analysis-if-separate-from-methods"/>
+    <w:bookmarkEnd w:id="1597277550"/>
+    <w:bookmarkStart w:id="1597277551" w:name="analysis-if-separate-from-methods"/>
     <w:p>
       <w:pPr>
         <w:pStyle w:val="Heading1"/>
@@ -275,8 +275,8 @@
         <w:t xml:space="preserve">Approach taken for data analysis.</w:t>
       </w:r>
     </w:p>
-    <w:bookmarkEnd w:id="38"/>
-    <w:bookmarkStart w:id="39" w:name="results-and-discussion"/>
+    <w:bookmarkEnd w:id="1597277551"/>
+    <w:bookmarkStart w:id="1597277552" w:name="results-and-discussion"/>
     <w:p>
       <w:pPr>
         <w:pStyle w:val="Heading1"/>
@@ -293,8 +293,8 @@
         <w:t xml:space="preserve">Findings and their implications.</w:t>
       </w:r>
     </w:p>
-    <w:bookmarkEnd w:id="39"/>
-    <w:bookmarkStart w:id="44" w:name="figure-example"/>
+    <w:bookmarkEnd w:id="1597277552"/>
+    <w:bookmarkStart w:id="1597277557" w:name="figure-example"/>
     <w:p>
       <w:pPr>
         <w:pStyle w:val="Heading1"/>
@@ -316,7 +316,7 @@
       <w:tr>
         <w:tc>
           <w:tcPr/>
-          <w:bookmarkStart w:id="43" w:name="fig-example"/>
+          <w:bookmarkStart w:id="1597277556" w:name="fig-example"/>
           <w:p>
             <w:pPr>
               <w:pStyle w:val="Compact"/>
@@ -327,18 +327,18 @@
                 <wp:inline>
                   <wp:extent cx="4572000" cy="3657600"/>
                   <wp:effectExtent b="0" l="0" r="0" t="0"/>
-                  <wp:docPr descr="" title="" id="41" name="Picture"/>
+                  <wp:docPr descr="" title="" id="1597277554" name="Picture"/>
                   <a:graphic>
                     <a:graphicData uri="http://schemas.openxmlformats.org/drawingml/2006/picture">
                       <pic:pic>
                         <pic:nvPicPr>
-                          <pic:cNvPr descr="figures/fig-example-1.pdf" id="42" name="Picture"/>
+                          <pic:cNvPr descr="figures/fig-example-1.pdf" id="1597277555" name="Picture"/>
                           <pic:cNvPicPr>
                             <a:picLocks noChangeArrowheads="1" noChangeAspect="1"/>
                           </pic:cNvPicPr>
                         </pic:nvPicPr>
                         <pic:blipFill>
-                          <a:blip r:embed="rId40"/>
+                          <a:blip r:embed="rId1597277553"/>
                           <a:stretch>
                             <a:fillRect/>
                           </a:stretch>
@@ -378,12 +378,12 @@
               <w:t xml:space="preserve">Figure 1: An example figure using {ggplot2}.</w:t>
             </w:r>
           </w:p>
-          <w:bookmarkEnd w:id="43"/>
+          <w:bookmarkEnd w:id="1597277556"/>
         </w:tc>
       </w:tr>
     </w:tbl>
-    <w:bookmarkEnd w:id="44"/>
-    <w:bookmarkStart w:id="46" w:name="table-example"/>
+    <w:bookmarkEnd w:id="1597277557"/>
+    <w:bookmarkStart w:id="1597277559" w:name="table-example"/>
     <w:p>
       <w:pPr>
         <w:pStyle w:val="Heading1"/>
@@ -405,7 +405,7 @@
       <w:tr>
         <w:tc>
           <w:tcPr/>
-          <w:bookmarkStart w:id="45" w:name="tbl-example"/>
+          <w:bookmarkStart w:id="1597277558" w:name="tbl-example"/>
           <w:p>
             <w:pPr>
               <w:jc w:val="center"/>
@@ -2738,12 +2738,12 @@
               </w:tc>
             </w:tr>
           </w:tbl>
-          <w:bookmarkEnd w:id="45"/>
+          <w:bookmarkEnd w:id="1597277558"/>
         </w:tc>
       </w:tr>
     </w:tbl>
-    <w:bookmarkEnd w:id="46"/>
-    <w:bookmarkStart w:id="47" w:name="metadata-and-datasets-optional"/>
+    <w:bookmarkEnd w:id="1597277559"/>
+    <w:bookmarkStart w:id="1597277560" w:name="metadata-and-datasets-optional"/>
     <w:p>
       <w:pPr>
         <w:pStyle w:val="Heading1"/>
@@ -2796,8 +2796,8 @@
         <w:t xml:space="preserve">DOI for AAGI outputs.</w:t>
       </w:r>
     </w:p>
-    <w:bookmarkEnd w:id="47"/>
-    <w:bookmarkStart w:id="48" w:name="map-location-optional"/>
+    <w:bookmarkEnd w:id="1597277560"/>
+    <w:bookmarkStart w:id="1597277561" w:name="map-location-optional"/>
     <w:p>
       <w:pPr>
         <w:pStyle w:val="Heading1"/>
@@ -2814,8 +2814,8 @@
         <w:t xml:space="preserve">Include if relevant to the project.</w:t>
       </w:r>
     </w:p>
-    <w:bookmarkEnd w:id="48"/>
-    <w:bookmarkStart w:id="52" w:name="references-optional"/>
+    <w:bookmarkEnd w:id="1597277561"/>
+    <w:bookmarkStart w:id="1597277565" w:name="references-optional"/>
     <w:p>
       <w:pPr>
         <w:pStyle w:val="Heading1"/>
@@ -2838,8 +2838,8 @@
         <w:t xml:space="preserve">Box (1976)</w:t>
       </w:r>
     </w:p>
-    <w:bookmarkStart w:id="51" w:name="refs"/>
-    <w:bookmarkStart w:id="50" w:name="ref-Box1976"/>
+    <w:bookmarkStart w:id="1597277564" w:name="refs"/>
+    <w:bookmarkStart w:id="1597277563" w:name="ref-Box1976"/>
     <w:p>
       <w:pPr>
         <w:pStyle w:val="Bibliography"/>
@@ -2872,7 +2872,7 @@
       <w:r>
         <w:t xml:space="preserve"> </w:t>
       </w:r>
-      <w:hyperlink r:id="rId49">
+      <w:hyperlink r:id="rId1597277562">
         <w:r>
           <w:rPr>
             <w:rStyle w:val="Hyperlink"/>
@@ -2884,10 +2884,10 @@
         <w:t xml:space="preserve">.</w:t>
       </w:r>
     </w:p>
-    <w:bookmarkEnd w:id="50"/>
-    <w:bookmarkEnd w:id="51"/>
-    <w:bookmarkEnd w:id="52"/>
-    <w:bookmarkStart w:id="53" w:name="appendix-optional"/>
+    <w:bookmarkEnd w:id="1597277563"/>
+    <w:bookmarkEnd w:id="1597277564"/>
+    <w:bookmarkEnd w:id="1597277565"/>
+    <w:bookmarkStart w:id="1597277566" w:name="appendix-optional"/>
     <w:p>
       <w:pPr>
         <w:pStyle w:val="Heading1"/>
@@ -2904,7 +2904,7 @@
         <w:t xml:space="preserve">Additional supporting information.</w:t>
       </w:r>
     </w:p>
-    <w:bookmarkEnd w:id="53"/>
+    <w:bookmarkEnd w:id="1597277566"/>
     <w:sectPr>
       <w:footerReference r:id="rId5" w:type="even"/>
       <w:footerReference r:id="rId6" w:type="default"/>
@@ -3533,7 +3533,7 @@
       </w:pPr>
       <w:rPr/>
     </w:lvl>
-    <w:nsid w:val="226b57c8"/>
+    <w:nsid w:val="78c4657a"/>
   </w:abstractNum>
   <w:abstractNum w:abstractNumId="2">
     <w:lvl w:ilvl="0">
@@ -3653,7 +3653,7 @@
       </w:pPr>
       <w:rPr/>
     </w:lvl>
-    <w:nsid w:val="4fec917a"/>
+    <w:nsid w:val="74ccf13a"/>
   </w:abstractNum>
   <w:abstractNum w:abstractNumId="990">
     <w:nsid w:val="0000A990"/>

--- a/demos/template-docx-report.docx
+++ b/demos/template-docx-report.docx
@@ -67,7 +67,7 @@
         <w:pStyle w:val="Date"/>
       </w:pPr>
       <w:r>
-        <w:t xml:space="preserve">April 6, 2026</w:t>
+        <w:t xml:space="preserve">April 7, 2026</w:t>
       </w:r>
     </w:p>
     <w:sdt>
